--- a/proxmox/Proxmox_VM.docx
+++ b/proxmox/Proxmox_VM.docx
@@ -30874,6 +30874,30 @@
     </w:p>
     <w:p>
       <w:pPr>
+        <w:rPr>
+          <w:sz w:val="24"/>
+          <w:szCs w:val="24"/>
+        </w:rPr>
+      </w:pPr>
+    </w:p>
+    <w:p>
+      <w:pPr>
+        <w:rPr>
+          <w:sz w:val="24"/>
+          <w:szCs w:val="24"/>
+        </w:rPr>
+      </w:pPr>
+    </w:p>
+    <w:p>
+      <w:pPr>
+        <w:rPr>
+          <w:sz w:val="24"/>
+          <w:szCs w:val="24"/>
+        </w:rPr>
+      </w:pPr>
+    </w:p>
+    <w:p>
+      <w:pPr>
         <w:pBdr>
           <w:bottom w:val="double" w:sz="6" w:space="1" w:color="auto"/>
         </w:pBdr>
@@ -30885,7 +30909,30 @@
     </w:p>
     <w:p>
       <w:pPr>
-        <w:jc w:val="center"/>
+        <w:rPr>
+          <w:sz w:val="24"/>
+          <w:szCs w:val="24"/>
+        </w:rPr>
+      </w:pPr>
+    </w:p>
+    <w:p>
+      <w:pPr>
+        <w:rPr>
+          <w:sz w:val="24"/>
+          <w:szCs w:val="24"/>
+        </w:rPr>
+      </w:pPr>
+    </w:p>
+    <w:p>
+      <w:pPr>
+        <w:rPr>
+          <w:sz w:val="24"/>
+          <w:szCs w:val="24"/>
+        </w:rPr>
+      </w:pPr>
+    </w:p>
+    <w:p>
+      <w:pPr>
         <w:rPr>
           <w:b/>
           <w:bCs/>
@@ -30902,6 +30949,2655 @@
           <w:szCs w:val="40"/>
           <w:u w:val="single"/>
         </w:rPr>
+        <w:t>Key Roles Responsible for Deployment and Maintenance</w:t>
+      </w:r>
+    </w:p>
+    <w:p>
+      <w:pPr>
+        <w:numPr>
+          <w:ilvl w:val="0"/>
+          <w:numId w:val="111"/>
+        </w:numPr>
+        <w:rPr>
+          <w:sz w:val="24"/>
+          <w:szCs w:val="24"/>
+        </w:rPr>
+      </w:pPr>
+      <w:r>
+        <w:rPr>
+          <w:b/>
+          <w:bCs/>
+          <w:sz w:val="24"/>
+          <w:szCs w:val="24"/>
+        </w:rPr>
+        <w:t>DevOps Engineer</w:t>
+      </w:r>
+      <w:r>
+        <w:rPr>
+          <w:sz w:val="24"/>
+          <w:szCs w:val="24"/>
+        </w:rPr>
+        <w:t xml:space="preserve"> </w:t>
+      </w:r>
+    </w:p>
+    <w:p>
+      <w:pPr>
+        <w:numPr>
+          <w:ilvl w:val="1"/>
+          <w:numId w:val="111"/>
+        </w:numPr>
+        <w:rPr>
+          <w:sz w:val="24"/>
+          <w:szCs w:val="24"/>
+        </w:rPr>
+      </w:pPr>
+      <w:r>
+        <w:rPr>
+          <w:b/>
+          <w:bCs/>
+          <w:sz w:val="24"/>
+          <w:szCs w:val="24"/>
+        </w:rPr>
+        <w:t>Role Overview</w:t>
+      </w:r>
+      <w:r>
+        <w:rPr>
+          <w:sz w:val="24"/>
+          <w:szCs w:val="24"/>
+        </w:rPr>
+        <w:t>: DevOps Engineers focus on automating and streamlining the deployment, scaling, and maintenance of applications. They bridge development and operations to ensure smooth delivery and uptime.</w:t>
+      </w:r>
+    </w:p>
+    <w:p>
+      <w:pPr>
+        <w:numPr>
+          <w:ilvl w:val="1"/>
+          <w:numId w:val="111"/>
+        </w:numPr>
+        <w:rPr>
+          <w:sz w:val="24"/>
+          <w:szCs w:val="24"/>
+        </w:rPr>
+      </w:pPr>
+      <w:r>
+        <w:rPr>
+          <w:b/>
+          <w:bCs/>
+          <w:sz w:val="24"/>
+          <w:szCs w:val="24"/>
+        </w:rPr>
+        <w:t>Responsibilities for Your React Application</w:t>
+      </w:r>
+      <w:r>
+        <w:rPr>
+          <w:sz w:val="24"/>
+          <w:szCs w:val="24"/>
+        </w:rPr>
+        <w:t xml:space="preserve">: </w:t>
+      </w:r>
+    </w:p>
+    <w:p>
+      <w:pPr>
+        <w:numPr>
+          <w:ilvl w:val="2"/>
+          <w:numId w:val="111"/>
+        </w:numPr>
+        <w:rPr>
+          <w:sz w:val="24"/>
+          <w:szCs w:val="24"/>
+        </w:rPr>
+      </w:pPr>
+      <w:r>
+        <w:rPr>
+          <w:b/>
+          <w:bCs/>
+          <w:sz w:val="24"/>
+          <w:szCs w:val="24"/>
+        </w:rPr>
+        <w:t>Deployment</w:t>
+      </w:r>
+      <w:r>
+        <w:rPr>
+          <w:sz w:val="24"/>
+          <w:szCs w:val="24"/>
+        </w:rPr>
+        <w:t xml:space="preserve">: </w:t>
+      </w:r>
+    </w:p>
+    <w:p>
+      <w:pPr>
+        <w:numPr>
+          <w:ilvl w:val="3"/>
+          <w:numId w:val="111"/>
+        </w:numPr>
+        <w:rPr>
+          <w:sz w:val="24"/>
+          <w:szCs w:val="24"/>
+        </w:rPr>
+      </w:pPr>
+      <w:r>
+        <w:rPr>
+          <w:sz w:val="24"/>
+          <w:szCs w:val="24"/>
+        </w:rPr>
+        <w:t xml:space="preserve">Set up a server environment (e.g., on AWS, Azure, Google Cloud, or a VPS like </w:t>
+      </w:r>
+      <w:proofErr w:type="spellStart"/>
+      <w:r>
+        <w:rPr>
+          <w:sz w:val="24"/>
+          <w:szCs w:val="24"/>
+        </w:rPr>
+        <w:t>DigitalOcean</w:t>
+      </w:r>
+      <w:proofErr w:type="spellEnd"/>
+      <w:r>
+        <w:rPr>
+          <w:sz w:val="24"/>
+          <w:szCs w:val="24"/>
+        </w:rPr>
+        <w:t>) to host the application.</w:t>
+      </w:r>
+    </w:p>
+    <w:p>
+      <w:pPr>
+        <w:numPr>
+          <w:ilvl w:val="3"/>
+          <w:numId w:val="111"/>
+        </w:numPr>
+        <w:rPr>
+          <w:sz w:val="24"/>
+          <w:szCs w:val="24"/>
+        </w:rPr>
+      </w:pPr>
+      <w:r>
+        <w:rPr>
+          <w:sz w:val="24"/>
+          <w:szCs w:val="24"/>
+        </w:rPr>
+        <w:t>Build the React application (</w:t>
+      </w:r>
+      <w:proofErr w:type="spellStart"/>
+      <w:r>
+        <w:rPr>
+          <w:sz w:val="24"/>
+          <w:szCs w:val="24"/>
+        </w:rPr>
+        <w:t>npm</w:t>
+      </w:r>
+      <w:proofErr w:type="spellEnd"/>
+      <w:r>
+        <w:rPr>
+          <w:sz w:val="24"/>
+          <w:szCs w:val="24"/>
+        </w:rPr>
+        <w:t xml:space="preserve"> run build) to generate optimized static files.</w:t>
+      </w:r>
+    </w:p>
+    <w:p>
+      <w:pPr>
+        <w:numPr>
+          <w:ilvl w:val="3"/>
+          <w:numId w:val="111"/>
+        </w:numPr>
+        <w:rPr>
+          <w:sz w:val="24"/>
+          <w:szCs w:val="24"/>
+        </w:rPr>
+      </w:pPr>
+      <w:r>
+        <w:rPr>
+          <w:sz w:val="24"/>
+          <w:szCs w:val="24"/>
+        </w:rPr>
+        <w:t>Configure a web server (e.g., Nginx, Apache) or a Node.js server to serve the static files or handle API requests.</w:t>
+      </w:r>
+    </w:p>
+    <w:p>
+      <w:pPr>
+        <w:numPr>
+          <w:ilvl w:val="3"/>
+          <w:numId w:val="111"/>
+        </w:numPr>
+        <w:rPr>
+          <w:sz w:val="24"/>
+          <w:szCs w:val="24"/>
+        </w:rPr>
+      </w:pPr>
+      <w:r>
+        <w:rPr>
+          <w:sz w:val="24"/>
+          <w:szCs w:val="24"/>
+        </w:rPr>
+        <w:t>Set up a Continuous Integration/Continuous Deployment (CI/CD) pipeline (e.g., using Jenkins, GitHub Actions, or GitLab CI) to automate future deployments.</w:t>
+      </w:r>
+    </w:p>
+    <w:p>
+      <w:pPr>
+        <w:numPr>
+          <w:ilvl w:val="3"/>
+          <w:numId w:val="111"/>
+        </w:numPr>
+        <w:rPr>
+          <w:sz w:val="24"/>
+          <w:szCs w:val="24"/>
+        </w:rPr>
+      </w:pPr>
+      <w:r>
+        <w:rPr>
+          <w:sz w:val="24"/>
+          <w:szCs w:val="24"/>
+        </w:rPr>
+        <w:t>Deploy the application to the server, ensuring proper domain configuration (e.g., DNS settings) and SSL/TLS certificates (e.g., Let’s Encrypt) for secure access.</w:t>
+      </w:r>
+    </w:p>
+    <w:p>
+      <w:pPr>
+        <w:numPr>
+          <w:ilvl w:val="2"/>
+          <w:numId w:val="111"/>
+        </w:numPr>
+        <w:rPr>
+          <w:sz w:val="24"/>
+          <w:szCs w:val="24"/>
+        </w:rPr>
+      </w:pPr>
+      <w:r>
+        <w:rPr>
+          <w:b/>
+          <w:bCs/>
+          <w:sz w:val="24"/>
+          <w:szCs w:val="24"/>
+        </w:rPr>
+        <w:t>Maintenance</w:t>
+      </w:r>
+      <w:r>
+        <w:rPr>
+          <w:sz w:val="24"/>
+          <w:szCs w:val="24"/>
+        </w:rPr>
+        <w:t xml:space="preserve">: </w:t>
+      </w:r>
+    </w:p>
+    <w:p>
+      <w:pPr>
+        <w:numPr>
+          <w:ilvl w:val="3"/>
+          <w:numId w:val="111"/>
+        </w:numPr>
+        <w:rPr>
+          <w:sz w:val="24"/>
+          <w:szCs w:val="24"/>
+        </w:rPr>
+      </w:pPr>
+      <w:r>
+        <w:rPr>
+          <w:sz w:val="24"/>
+          <w:szCs w:val="24"/>
+        </w:rPr>
+        <w:t>Monitor server performance, uptime, and application logs using tools like Prometheus, Grafana, or CloudWatch.</w:t>
+      </w:r>
+    </w:p>
+    <w:p>
+      <w:pPr>
+        <w:numPr>
+          <w:ilvl w:val="3"/>
+          <w:numId w:val="111"/>
+        </w:numPr>
+        <w:rPr>
+          <w:sz w:val="24"/>
+          <w:szCs w:val="24"/>
+        </w:rPr>
+      </w:pPr>
+      <w:r>
+        <w:rPr>
+          <w:sz w:val="24"/>
+          <w:szCs w:val="24"/>
+        </w:rPr>
+        <w:t>Apply security patches and updates to the server and dependencies.</w:t>
+      </w:r>
+    </w:p>
+    <w:p>
+      <w:pPr>
+        <w:numPr>
+          <w:ilvl w:val="3"/>
+          <w:numId w:val="111"/>
+        </w:numPr>
+        <w:rPr>
+          <w:sz w:val="24"/>
+          <w:szCs w:val="24"/>
+        </w:rPr>
+      </w:pPr>
+      <w:r>
+        <w:rPr>
+          <w:sz w:val="24"/>
+          <w:szCs w:val="24"/>
+        </w:rPr>
+        <w:t>Scale the infrastructure to handle increased traffic (e.g., using load balancers or auto-scaling groups).</w:t>
+      </w:r>
+    </w:p>
+    <w:p>
+      <w:pPr>
+        <w:numPr>
+          <w:ilvl w:val="3"/>
+          <w:numId w:val="111"/>
+        </w:numPr>
+        <w:rPr>
+          <w:sz w:val="24"/>
+          <w:szCs w:val="24"/>
+        </w:rPr>
+      </w:pPr>
+      <w:r>
+        <w:rPr>
+          <w:sz w:val="24"/>
+          <w:szCs w:val="24"/>
+        </w:rPr>
+        <w:t>Troubleshoot issues like downtime, slow performance, or deployment failures.</w:t>
+      </w:r>
+    </w:p>
+    <w:p>
+      <w:pPr>
+        <w:numPr>
+          <w:ilvl w:val="1"/>
+          <w:numId w:val="111"/>
+        </w:numPr>
+        <w:rPr>
+          <w:sz w:val="24"/>
+          <w:szCs w:val="24"/>
+        </w:rPr>
+      </w:pPr>
+      <w:r>
+        <w:rPr>
+          <w:b/>
+          <w:bCs/>
+          <w:sz w:val="24"/>
+          <w:szCs w:val="24"/>
+        </w:rPr>
+        <w:t>Why They’re Ideal</w:t>
+      </w:r>
+      <w:r>
+        <w:rPr>
+          <w:sz w:val="24"/>
+          <w:szCs w:val="24"/>
+        </w:rPr>
+        <w:t>: DevOps Engineers are trained to handle the full lifecycle of deployment, from building infrastructure to automating updates and ensuring reliability.</w:t>
+      </w:r>
+    </w:p>
+    <w:p>
+      <w:pPr>
+        <w:numPr>
+          <w:ilvl w:val="0"/>
+          <w:numId w:val="111"/>
+        </w:numPr>
+        <w:rPr>
+          <w:sz w:val="24"/>
+          <w:szCs w:val="24"/>
+        </w:rPr>
+      </w:pPr>
+      <w:r>
+        <w:rPr>
+          <w:b/>
+          <w:bCs/>
+          <w:sz w:val="24"/>
+          <w:szCs w:val="24"/>
+        </w:rPr>
+        <w:lastRenderedPageBreak/>
+        <w:t>Cloud Engineer/Cloud Architect</w:t>
+      </w:r>
+      <w:r>
+        <w:rPr>
+          <w:sz w:val="24"/>
+          <w:szCs w:val="24"/>
+        </w:rPr>
+        <w:t xml:space="preserve"> </w:t>
+      </w:r>
+    </w:p>
+    <w:p>
+      <w:pPr>
+        <w:numPr>
+          <w:ilvl w:val="1"/>
+          <w:numId w:val="111"/>
+        </w:numPr>
+        <w:rPr>
+          <w:sz w:val="24"/>
+          <w:szCs w:val="24"/>
+        </w:rPr>
+      </w:pPr>
+      <w:r>
+        <w:rPr>
+          <w:b/>
+          <w:bCs/>
+          <w:sz w:val="24"/>
+          <w:szCs w:val="24"/>
+        </w:rPr>
+        <w:t>Role Overview</w:t>
+      </w:r>
+      <w:r>
+        <w:rPr>
+          <w:sz w:val="24"/>
+          <w:szCs w:val="24"/>
+        </w:rPr>
+        <w:t>: Cloud Engineers specialize in designing and managing cloud-based infrastructure, leveraging platforms like AWS, Azure, or Google Cloud.</w:t>
+      </w:r>
+    </w:p>
+    <w:p>
+      <w:pPr>
+        <w:numPr>
+          <w:ilvl w:val="1"/>
+          <w:numId w:val="111"/>
+        </w:numPr>
+        <w:rPr>
+          <w:sz w:val="24"/>
+          <w:szCs w:val="24"/>
+        </w:rPr>
+      </w:pPr>
+      <w:r>
+        <w:rPr>
+          <w:b/>
+          <w:bCs/>
+          <w:sz w:val="24"/>
+          <w:szCs w:val="24"/>
+        </w:rPr>
+        <w:t>Responsibilities for Your React Application</w:t>
+      </w:r>
+      <w:r>
+        <w:rPr>
+          <w:sz w:val="24"/>
+          <w:szCs w:val="24"/>
+        </w:rPr>
+        <w:t xml:space="preserve">: </w:t>
+      </w:r>
+    </w:p>
+    <w:p>
+      <w:pPr>
+        <w:numPr>
+          <w:ilvl w:val="2"/>
+          <w:numId w:val="111"/>
+        </w:numPr>
+        <w:rPr>
+          <w:sz w:val="24"/>
+          <w:szCs w:val="24"/>
+        </w:rPr>
+      </w:pPr>
+      <w:r>
+        <w:rPr>
+          <w:b/>
+          <w:bCs/>
+          <w:sz w:val="24"/>
+          <w:szCs w:val="24"/>
+        </w:rPr>
+        <w:t>Deployment</w:t>
+      </w:r>
+      <w:r>
+        <w:rPr>
+          <w:sz w:val="24"/>
+          <w:szCs w:val="24"/>
+        </w:rPr>
+        <w:t xml:space="preserve">: </w:t>
+      </w:r>
+    </w:p>
+    <w:p>
+      <w:pPr>
+        <w:numPr>
+          <w:ilvl w:val="3"/>
+          <w:numId w:val="111"/>
+        </w:numPr>
+        <w:rPr>
+          <w:sz w:val="24"/>
+          <w:szCs w:val="24"/>
+        </w:rPr>
+      </w:pPr>
+      <w:r>
+        <w:rPr>
+          <w:sz w:val="24"/>
+          <w:szCs w:val="24"/>
+        </w:rPr>
+        <w:t>Choose an appropriate cloud service for hosting, such as AWS Elastic Beanstalk, S3 with CloudFront, or Firebase Hosting for static React apps.</w:t>
+      </w:r>
+    </w:p>
+    <w:p>
+      <w:pPr>
+        <w:numPr>
+          <w:ilvl w:val="3"/>
+          <w:numId w:val="111"/>
+        </w:numPr>
+        <w:rPr>
+          <w:sz w:val="24"/>
+          <w:szCs w:val="24"/>
+        </w:rPr>
+      </w:pPr>
+      <w:r>
+        <w:rPr>
+          <w:sz w:val="24"/>
+          <w:szCs w:val="24"/>
+        </w:rPr>
+        <w:t>Configure cloud resources (e.g., EC2 instances, storage buckets, or serverless functions) to serve the application.</w:t>
+      </w:r>
+    </w:p>
+    <w:p>
+      <w:pPr>
+        <w:numPr>
+          <w:ilvl w:val="3"/>
+          <w:numId w:val="111"/>
+        </w:numPr>
+        <w:rPr>
+          <w:sz w:val="24"/>
+          <w:szCs w:val="24"/>
+        </w:rPr>
+      </w:pPr>
+      <w:r>
+        <w:rPr>
+          <w:sz w:val="24"/>
+          <w:szCs w:val="24"/>
+        </w:rPr>
+        <w:t>Set up networking components like load balancers, CDN (e.g., CloudFront), and DNS routing (e.g., Route 53).</w:t>
+      </w:r>
+    </w:p>
+    <w:p>
+      <w:pPr>
+        <w:numPr>
+          <w:ilvl w:val="3"/>
+          <w:numId w:val="111"/>
+        </w:numPr>
+        <w:rPr>
+          <w:sz w:val="24"/>
+          <w:szCs w:val="24"/>
+        </w:rPr>
+      </w:pPr>
+      <w:r>
+        <w:rPr>
+          <w:sz w:val="24"/>
+          <w:szCs w:val="24"/>
+        </w:rPr>
+        <w:t>Deploy the built React application to the cloud environment, ensuring high availability and fault tolerance.</w:t>
+      </w:r>
+    </w:p>
+    <w:p>
+      <w:pPr>
+        <w:numPr>
+          <w:ilvl w:val="2"/>
+          <w:numId w:val="111"/>
+        </w:numPr>
+        <w:rPr>
+          <w:sz w:val="24"/>
+          <w:szCs w:val="24"/>
+        </w:rPr>
+      </w:pPr>
+      <w:r>
+        <w:rPr>
+          <w:b/>
+          <w:bCs/>
+          <w:sz w:val="24"/>
+          <w:szCs w:val="24"/>
+        </w:rPr>
+        <w:t>Maintenance</w:t>
+      </w:r>
+      <w:r>
+        <w:rPr>
+          <w:sz w:val="24"/>
+          <w:szCs w:val="24"/>
+        </w:rPr>
+        <w:t xml:space="preserve">: </w:t>
+      </w:r>
+    </w:p>
+    <w:p>
+      <w:pPr>
+        <w:numPr>
+          <w:ilvl w:val="3"/>
+          <w:numId w:val="111"/>
+        </w:numPr>
+        <w:rPr>
+          <w:sz w:val="24"/>
+          <w:szCs w:val="24"/>
+        </w:rPr>
+      </w:pPr>
+      <w:r>
+        <w:rPr>
+          <w:sz w:val="24"/>
+          <w:szCs w:val="24"/>
+        </w:rPr>
+        <w:t>Monitor cloud resource usage and optimize costs (e.g., using reserved instances or spot instances).</w:t>
+      </w:r>
+    </w:p>
+    <w:p>
+      <w:pPr>
+        <w:numPr>
+          <w:ilvl w:val="3"/>
+          <w:numId w:val="111"/>
+        </w:numPr>
+        <w:rPr>
+          <w:sz w:val="24"/>
+          <w:szCs w:val="24"/>
+        </w:rPr>
+      </w:pPr>
+      <w:r>
+        <w:rPr>
+          <w:sz w:val="24"/>
+          <w:szCs w:val="24"/>
+        </w:rPr>
+        <w:t>Implement auto-scaling to handle traffic spikes.</w:t>
+      </w:r>
+    </w:p>
+    <w:p>
+      <w:pPr>
+        <w:numPr>
+          <w:ilvl w:val="3"/>
+          <w:numId w:val="111"/>
+        </w:numPr>
+        <w:rPr>
+          <w:sz w:val="24"/>
+          <w:szCs w:val="24"/>
+        </w:rPr>
+      </w:pPr>
+      <w:r>
+        <w:rPr>
+          <w:sz w:val="24"/>
+          <w:szCs w:val="24"/>
+        </w:rPr>
+        <w:t>Manage backups, disaster recovery plans, and security configurations (e.g., IAM roles, firewalls).</w:t>
+      </w:r>
+    </w:p>
+    <w:p>
+      <w:pPr>
+        <w:numPr>
+          <w:ilvl w:val="3"/>
+          <w:numId w:val="111"/>
+        </w:numPr>
+        <w:rPr>
+          <w:sz w:val="24"/>
+          <w:szCs w:val="24"/>
+        </w:rPr>
+      </w:pPr>
+      <w:r>
+        <w:rPr>
+          <w:sz w:val="24"/>
+          <w:szCs w:val="24"/>
+        </w:rPr>
+        <w:t>Update cloud configurations to align with new features or performance needs.</w:t>
+      </w:r>
+    </w:p>
+    <w:p>
+      <w:pPr>
+        <w:numPr>
+          <w:ilvl w:val="1"/>
+          <w:numId w:val="111"/>
+        </w:numPr>
+        <w:rPr>
+          <w:sz w:val="24"/>
+          <w:szCs w:val="24"/>
+        </w:rPr>
+      </w:pPr>
+      <w:r>
+        <w:rPr>
+          <w:b/>
+          <w:bCs/>
+          <w:sz w:val="24"/>
+          <w:szCs w:val="24"/>
+        </w:rPr>
+        <w:t>Why They’re Ideal</w:t>
+      </w:r>
+      <w:r>
+        <w:rPr>
+          <w:sz w:val="24"/>
+          <w:szCs w:val="24"/>
+        </w:rPr>
+        <w:t>: Cloud Engineers are experts in cloud platforms, which are commonly used for hosting modern web applications like React apps.</w:t>
+      </w:r>
+    </w:p>
+    <w:p>
+      <w:pPr>
+        <w:numPr>
+          <w:ilvl w:val="0"/>
+          <w:numId w:val="111"/>
+        </w:numPr>
+        <w:rPr>
+          <w:sz w:val="24"/>
+          <w:szCs w:val="24"/>
+        </w:rPr>
+      </w:pPr>
+      <w:r>
+        <w:rPr>
+          <w:b/>
+          <w:bCs/>
+          <w:sz w:val="24"/>
+          <w:szCs w:val="24"/>
+        </w:rPr>
+        <w:t>Site Reliability Engineer (SRE)</w:t>
+      </w:r>
+      <w:r>
+        <w:rPr>
+          <w:sz w:val="24"/>
+          <w:szCs w:val="24"/>
+        </w:rPr>
+        <w:t xml:space="preserve"> </w:t>
+      </w:r>
+    </w:p>
+    <w:p>
+      <w:pPr>
+        <w:numPr>
+          <w:ilvl w:val="1"/>
+          <w:numId w:val="111"/>
+        </w:numPr>
+        <w:rPr>
+          <w:sz w:val="24"/>
+          <w:szCs w:val="24"/>
+        </w:rPr>
+      </w:pPr>
+      <w:r>
+        <w:rPr>
+          <w:b/>
+          <w:bCs/>
+          <w:sz w:val="24"/>
+          <w:szCs w:val="24"/>
+        </w:rPr>
+        <w:t>Role Overview</w:t>
+      </w:r>
+      <w:r>
+        <w:rPr>
+          <w:sz w:val="24"/>
+          <w:szCs w:val="24"/>
+        </w:rPr>
+        <w:t>: SREs focus on ensuring the reliability, scalability, and performance of applications in production. They combine software engineering and operations expertise.</w:t>
+      </w:r>
+    </w:p>
+    <w:p>
+      <w:pPr>
+        <w:numPr>
+          <w:ilvl w:val="1"/>
+          <w:numId w:val="111"/>
+        </w:numPr>
+        <w:rPr>
+          <w:sz w:val="24"/>
+          <w:szCs w:val="24"/>
+        </w:rPr>
+      </w:pPr>
+      <w:r>
+        <w:rPr>
+          <w:b/>
+          <w:bCs/>
+          <w:sz w:val="24"/>
+          <w:szCs w:val="24"/>
+        </w:rPr>
+        <w:t>Responsibilities for Your React Application</w:t>
+      </w:r>
+      <w:r>
+        <w:rPr>
+          <w:sz w:val="24"/>
+          <w:szCs w:val="24"/>
+        </w:rPr>
+        <w:t xml:space="preserve">: </w:t>
+      </w:r>
+    </w:p>
+    <w:p>
+      <w:pPr>
+        <w:numPr>
+          <w:ilvl w:val="2"/>
+          <w:numId w:val="111"/>
+        </w:numPr>
+        <w:rPr>
+          <w:sz w:val="24"/>
+          <w:szCs w:val="24"/>
+        </w:rPr>
+      </w:pPr>
+      <w:r>
+        <w:rPr>
+          <w:b/>
+          <w:bCs/>
+          <w:sz w:val="24"/>
+          <w:szCs w:val="24"/>
+        </w:rPr>
+        <w:t>Deployment</w:t>
+      </w:r>
+      <w:r>
+        <w:rPr>
+          <w:sz w:val="24"/>
+          <w:szCs w:val="24"/>
+        </w:rPr>
+        <w:t xml:space="preserve">: </w:t>
+      </w:r>
+    </w:p>
+    <w:p>
+      <w:pPr>
+        <w:numPr>
+          <w:ilvl w:val="3"/>
+          <w:numId w:val="111"/>
+        </w:numPr>
+        <w:rPr>
+          <w:sz w:val="24"/>
+          <w:szCs w:val="24"/>
+        </w:rPr>
+      </w:pPr>
+      <w:r>
+        <w:rPr>
+          <w:sz w:val="24"/>
+          <w:szCs w:val="24"/>
+        </w:rPr>
+        <w:t>Assist in deploying the application to a production environment, ensuring it meets reliability standards.</w:t>
+      </w:r>
+    </w:p>
+    <w:p>
+      <w:pPr>
+        <w:numPr>
+          <w:ilvl w:val="3"/>
+          <w:numId w:val="111"/>
+        </w:numPr>
+        <w:rPr>
+          <w:sz w:val="24"/>
+          <w:szCs w:val="24"/>
+        </w:rPr>
+      </w:pPr>
+      <w:r>
+        <w:rPr>
+          <w:sz w:val="24"/>
+          <w:szCs w:val="24"/>
+        </w:rPr>
+        <w:t>Configure monitoring and alerting systems to track application health.</w:t>
+      </w:r>
+    </w:p>
+    <w:p>
+      <w:pPr>
+        <w:numPr>
+          <w:ilvl w:val="3"/>
+          <w:numId w:val="111"/>
+        </w:numPr>
+        <w:rPr>
+          <w:sz w:val="24"/>
+          <w:szCs w:val="24"/>
+        </w:rPr>
+      </w:pPr>
+      <w:r>
+        <w:rPr>
+          <w:sz w:val="24"/>
+          <w:szCs w:val="24"/>
+        </w:rPr>
+        <w:lastRenderedPageBreak/>
+        <w:t>Optimize the deployment process to minimize downtime (e.g., using blue-green deployments).</w:t>
+      </w:r>
+    </w:p>
+    <w:p>
+      <w:pPr>
+        <w:numPr>
+          <w:ilvl w:val="2"/>
+          <w:numId w:val="111"/>
+        </w:numPr>
+        <w:rPr>
+          <w:sz w:val="24"/>
+          <w:szCs w:val="24"/>
+        </w:rPr>
+      </w:pPr>
+      <w:r>
+        <w:rPr>
+          <w:b/>
+          <w:bCs/>
+          <w:sz w:val="24"/>
+          <w:szCs w:val="24"/>
+        </w:rPr>
+        <w:t>Maintenance</w:t>
+      </w:r>
+      <w:r>
+        <w:rPr>
+          <w:sz w:val="24"/>
+          <w:szCs w:val="24"/>
+        </w:rPr>
+        <w:t xml:space="preserve">: </w:t>
+      </w:r>
+    </w:p>
+    <w:p>
+      <w:pPr>
+        <w:numPr>
+          <w:ilvl w:val="3"/>
+          <w:numId w:val="111"/>
+        </w:numPr>
+        <w:rPr>
+          <w:sz w:val="24"/>
+          <w:szCs w:val="24"/>
+        </w:rPr>
+      </w:pPr>
+      <w:r>
+        <w:rPr>
+          <w:sz w:val="24"/>
+          <w:szCs w:val="24"/>
+        </w:rPr>
+        <w:t>Monitor key metrics like latency, error rates, and uptime using tools like Datadog or New Relic.</w:t>
+      </w:r>
+    </w:p>
+    <w:p>
+      <w:pPr>
+        <w:numPr>
+          <w:ilvl w:val="3"/>
+          <w:numId w:val="111"/>
+        </w:numPr>
+        <w:rPr>
+          <w:sz w:val="24"/>
+          <w:szCs w:val="24"/>
+        </w:rPr>
+      </w:pPr>
+      <w:r>
+        <w:rPr>
+          <w:sz w:val="24"/>
+          <w:szCs w:val="24"/>
+        </w:rPr>
+        <w:t>Respond to incidents (e.g., server crashes or DDoS attacks) and perform root cause analysis.</w:t>
+      </w:r>
+    </w:p>
+    <w:p>
+      <w:pPr>
+        <w:numPr>
+          <w:ilvl w:val="3"/>
+          <w:numId w:val="111"/>
+        </w:numPr>
+        <w:rPr>
+          <w:sz w:val="24"/>
+          <w:szCs w:val="24"/>
+        </w:rPr>
+      </w:pPr>
+      <w:r>
+        <w:rPr>
+          <w:sz w:val="24"/>
+          <w:szCs w:val="24"/>
+        </w:rPr>
+        <w:t>Automate repetitive maintenance tasks, such as log rotation or dependency updates.</w:t>
+      </w:r>
+    </w:p>
+    <w:p>
+      <w:pPr>
+        <w:numPr>
+          <w:ilvl w:val="3"/>
+          <w:numId w:val="111"/>
+        </w:numPr>
+        <w:rPr>
+          <w:sz w:val="24"/>
+          <w:szCs w:val="24"/>
+        </w:rPr>
+      </w:pPr>
+      <w:r>
+        <w:rPr>
+          <w:sz w:val="24"/>
+          <w:szCs w:val="24"/>
+        </w:rPr>
+        <w:t>Ensure the application adheres to Service Level Agreements (SLAs) for uptime and performance.</w:t>
+      </w:r>
+    </w:p>
+    <w:p>
+      <w:pPr>
+        <w:numPr>
+          <w:ilvl w:val="1"/>
+          <w:numId w:val="111"/>
+        </w:numPr>
+        <w:rPr>
+          <w:sz w:val="24"/>
+          <w:szCs w:val="24"/>
+        </w:rPr>
+      </w:pPr>
+      <w:r>
+        <w:rPr>
+          <w:b/>
+          <w:bCs/>
+          <w:sz w:val="24"/>
+          <w:szCs w:val="24"/>
+        </w:rPr>
+        <w:t>Why They’re Ideal</w:t>
+      </w:r>
+      <w:r>
+        <w:rPr>
+          <w:sz w:val="24"/>
+          <w:szCs w:val="24"/>
+        </w:rPr>
+        <w:t>: SREs are focused on keeping the application reliable and performant, which is critical for a publicly accessible app.</w:t>
+      </w:r>
+    </w:p>
+    <w:p>
+      <w:pPr>
+        <w:numPr>
+          <w:ilvl w:val="0"/>
+          <w:numId w:val="111"/>
+        </w:numPr>
+        <w:rPr>
+          <w:sz w:val="24"/>
+          <w:szCs w:val="24"/>
+        </w:rPr>
+      </w:pPr>
+      <w:r>
+        <w:rPr>
+          <w:b/>
+          <w:bCs/>
+          <w:sz w:val="24"/>
+          <w:szCs w:val="24"/>
+        </w:rPr>
+        <w:t>System Administrator</w:t>
+      </w:r>
+      <w:r>
+        <w:rPr>
+          <w:sz w:val="24"/>
+          <w:szCs w:val="24"/>
+        </w:rPr>
+        <w:t xml:space="preserve"> </w:t>
+      </w:r>
+    </w:p>
+    <w:p>
+      <w:pPr>
+        <w:numPr>
+          <w:ilvl w:val="1"/>
+          <w:numId w:val="111"/>
+        </w:numPr>
+        <w:rPr>
+          <w:sz w:val="24"/>
+          <w:szCs w:val="24"/>
+        </w:rPr>
+      </w:pPr>
+      <w:r>
+        <w:rPr>
+          <w:b/>
+          <w:bCs/>
+          <w:sz w:val="24"/>
+          <w:szCs w:val="24"/>
+        </w:rPr>
+        <w:t>Role Overview</w:t>
+      </w:r>
+      <w:r>
+        <w:rPr>
+          <w:sz w:val="24"/>
+          <w:szCs w:val="24"/>
+        </w:rPr>
+        <w:t>: System Administrators manage on-premises or cloud servers, ensuring they are secure and operational.</w:t>
+      </w:r>
+    </w:p>
+    <w:p>
+      <w:pPr>
+        <w:numPr>
+          <w:ilvl w:val="1"/>
+          <w:numId w:val="111"/>
+        </w:numPr>
+        <w:rPr>
+          <w:sz w:val="24"/>
+          <w:szCs w:val="24"/>
+        </w:rPr>
+      </w:pPr>
+      <w:r>
+        <w:rPr>
+          <w:b/>
+          <w:bCs/>
+          <w:sz w:val="24"/>
+          <w:szCs w:val="24"/>
+        </w:rPr>
+        <w:t>Responsibilities for Your React Application</w:t>
+      </w:r>
+      <w:r>
+        <w:rPr>
+          <w:sz w:val="24"/>
+          <w:szCs w:val="24"/>
+        </w:rPr>
+        <w:t xml:space="preserve">: </w:t>
+      </w:r>
+    </w:p>
+    <w:p>
+      <w:pPr>
+        <w:numPr>
+          <w:ilvl w:val="2"/>
+          <w:numId w:val="111"/>
+        </w:numPr>
+        <w:rPr>
+          <w:sz w:val="24"/>
+          <w:szCs w:val="24"/>
+        </w:rPr>
+      </w:pPr>
+      <w:r>
+        <w:rPr>
+          <w:b/>
+          <w:bCs/>
+          <w:sz w:val="24"/>
+          <w:szCs w:val="24"/>
+        </w:rPr>
+        <w:t>Deployment</w:t>
+      </w:r>
+      <w:r>
+        <w:rPr>
+          <w:sz w:val="24"/>
+          <w:szCs w:val="24"/>
+        </w:rPr>
+        <w:t xml:space="preserve">: </w:t>
+      </w:r>
+    </w:p>
+    <w:p>
+      <w:pPr>
+        <w:numPr>
+          <w:ilvl w:val="3"/>
+          <w:numId w:val="111"/>
+        </w:numPr>
+        <w:rPr>
+          <w:sz w:val="24"/>
+          <w:szCs w:val="24"/>
+        </w:rPr>
+      </w:pPr>
+      <w:r>
+        <w:rPr>
+          <w:sz w:val="24"/>
+          <w:szCs w:val="24"/>
+        </w:rPr>
+        <w:t>Set up and configure a physical or virtual server to host the React application.</w:t>
+      </w:r>
+    </w:p>
+    <w:p>
+      <w:pPr>
+        <w:numPr>
+          <w:ilvl w:val="3"/>
+          <w:numId w:val="111"/>
+        </w:numPr>
+        <w:rPr>
+          <w:sz w:val="24"/>
+          <w:szCs w:val="24"/>
+        </w:rPr>
+      </w:pPr>
+      <w:r>
+        <w:rPr>
+          <w:sz w:val="24"/>
+          <w:szCs w:val="24"/>
+        </w:rPr>
+        <w:t>Install and configure a web server (e.g., Nginx) to serve the static files.</w:t>
+      </w:r>
+    </w:p>
+    <w:p>
+      <w:pPr>
+        <w:numPr>
+          <w:ilvl w:val="3"/>
+          <w:numId w:val="111"/>
+        </w:numPr>
+        <w:rPr>
+          <w:sz w:val="24"/>
+          <w:szCs w:val="24"/>
+        </w:rPr>
+      </w:pPr>
+      <w:r>
+        <w:rPr>
+          <w:sz w:val="24"/>
+          <w:szCs w:val="24"/>
+        </w:rPr>
+        <w:t>Set up domain and SSL certificates for secure access.</w:t>
+      </w:r>
+    </w:p>
+    <w:p>
+      <w:pPr>
+        <w:numPr>
+          <w:ilvl w:val="3"/>
+          <w:numId w:val="111"/>
+        </w:numPr>
+        <w:rPr>
+          <w:sz w:val="24"/>
+          <w:szCs w:val="24"/>
+        </w:rPr>
+      </w:pPr>
+      <w:r>
+        <w:rPr>
+          <w:sz w:val="24"/>
+          <w:szCs w:val="24"/>
+        </w:rPr>
+        <w:t>Manually deploy the React build files to the server.</w:t>
+      </w:r>
+    </w:p>
+    <w:p>
+      <w:pPr>
+        <w:numPr>
+          <w:ilvl w:val="2"/>
+          <w:numId w:val="111"/>
+        </w:numPr>
+        <w:rPr>
+          <w:sz w:val="24"/>
+          <w:szCs w:val="24"/>
+        </w:rPr>
+      </w:pPr>
+      <w:r>
+        <w:rPr>
+          <w:b/>
+          <w:bCs/>
+          <w:sz w:val="24"/>
+          <w:szCs w:val="24"/>
+        </w:rPr>
+        <w:t>Maintenance</w:t>
+      </w:r>
+      <w:r>
+        <w:rPr>
+          <w:sz w:val="24"/>
+          <w:szCs w:val="24"/>
+        </w:rPr>
+        <w:t xml:space="preserve">: </w:t>
+      </w:r>
+    </w:p>
+    <w:p>
+      <w:pPr>
+        <w:numPr>
+          <w:ilvl w:val="3"/>
+          <w:numId w:val="111"/>
+        </w:numPr>
+        <w:rPr>
+          <w:sz w:val="24"/>
+          <w:szCs w:val="24"/>
+        </w:rPr>
+      </w:pPr>
+      <w:r>
+        <w:rPr>
+          <w:sz w:val="24"/>
+          <w:szCs w:val="24"/>
+        </w:rPr>
+        <w:t>Monitor server health (e.g., CPU, memory, disk usage).</w:t>
+      </w:r>
+    </w:p>
+    <w:p>
+      <w:pPr>
+        <w:numPr>
+          <w:ilvl w:val="3"/>
+          <w:numId w:val="111"/>
+        </w:numPr>
+        <w:rPr>
+          <w:sz w:val="24"/>
+          <w:szCs w:val="24"/>
+        </w:rPr>
+      </w:pPr>
+      <w:r>
+        <w:rPr>
+          <w:sz w:val="24"/>
+          <w:szCs w:val="24"/>
+        </w:rPr>
+        <w:t>Apply operating system and software updates.</w:t>
+      </w:r>
+    </w:p>
+    <w:p>
+      <w:pPr>
+        <w:numPr>
+          <w:ilvl w:val="3"/>
+          <w:numId w:val="111"/>
+        </w:numPr>
+        <w:rPr>
+          <w:sz w:val="24"/>
+          <w:szCs w:val="24"/>
+        </w:rPr>
+      </w:pPr>
+      <w:r>
+        <w:rPr>
+          <w:sz w:val="24"/>
+          <w:szCs w:val="24"/>
+        </w:rPr>
+        <w:t>Back up the application and server data regularly.</w:t>
+      </w:r>
+    </w:p>
+    <w:p>
+      <w:pPr>
+        <w:numPr>
+          <w:ilvl w:val="3"/>
+          <w:numId w:val="111"/>
+        </w:numPr>
+        <w:rPr>
+          <w:sz w:val="24"/>
+          <w:szCs w:val="24"/>
+        </w:rPr>
+      </w:pPr>
+      <w:r>
+        <w:rPr>
+          <w:sz w:val="24"/>
+          <w:szCs w:val="24"/>
+        </w:rPr>
+        <w:t>Troubleshoot server-related issues, such as connectivity or performance problems.</w:t>
+      </w:r>
+    </w:p>
+    <w:p>
+      <w:pPr>
+        <w:numPr>
+          <w:ilvl w:val="1"/>
+          <w:numId w:val="111"/>
+        </w:numPr>
+        <w:rPr>
+          <w:sz w:val="24"/>
+          <w:szCs w:val="24"/>
+        </w:rPr>
+      </w:pPr>
+      <w:r>
+        <w:rPr>
+          <w:b/>
+          <w:bCs/>
+          <w:sz w:val="24"/>
+          <w:szCs w:val="24"/>
+        </w:rPr>
+        <w:t>Why They’re Ideal</w:t>
+      </w:r>
+      <w:r>
+        <w:rPr>
+          <w:sz w:val="24"/>
+          <w:szCs w:val="24"/>
+        </w:rPr>
+        <w:t>: System Administrators are well-suited for smaller companies or simpler deployments where dedicated DevOps or Cloud Engineers may not be available.</w:t>
+      </w:r>
+    </w:p>
+    <w:p>
+      <w:pPr>
+        <w:numPr>
+          <w:ilvl w:val="0"/>
+          <w:numId w:val="111"/>
+        </w:numPr>
+        <w:rPr>
+          <w:sz w:val="24"/>
+          <w:szCs w:val="24"/>
+        </w:rPr>
+      </w:pPr>
+      <w:r>
+        <w:rPr>
+          <w:b/>
+          <w:bCs/>
+          <w:sz w:val="24"/>
+          <w:szCs w:val="24"/>
+        </w:rPr>
+        <w:lastRenderedPageBreak/>
+        <w:t>Full-Stack Developer or Backend Developer</w:t>
+      </w:r>
+      <w:r>
+        <w:rPr>
+          <w:sz w:val="24"/>
+          <w:szCs w:val="24"/>
+        </w:rPr>
+        <w:t xml:space="preserve"> (in some cases) </w:t>
+      </w:r>
+    </w:p>
+    <w:p>
+      <w:pPr>
+        <w:numPr>
+          <w:ilvl w:val="1"/>
+          <w:numId w:val="111"/>
+        </w:numPr>
+        <w:rPr>
+          <w:sz w:val="24"/>
+          <w:szCs w:val="24"/>
+        </w:rPr>
+      </w:pPr>
+      <w:r>
+        <w:rPr>
+          <w:b/>
+          <w:bCs/>
+          <w:sz w:val="24"/>
+          <w:szCs w:val="24"/>
+        </w:rPr>
+        <w:t>Role Overview</w:t>
+      </w:r>
+      <w:r>
+        <w:rPr>
+          <w:sz w:val="24"/>
+          <w:szCs w:val="24"/>
+        </w:rPr>
+        <w:t>: Full-Stack or Backend Developers build and maintain both frontend and backend components of an application. They may take on deployment tasks in smaller teams or startups.</w:t>
+      </w:r>
+    </w:p>
+    <w:p>
+      <w:pPr>
+        <w:numPr>
+          <w:ilvl w:val="1"/>
+          <w:numId w:val="111"/>
+        </w:numPr>
+        <w:rPr>
+          <w:sz w:val="24"/>
+          <w:szCs w:val="24"/>
+        </w:rPr>
+      </w:pPr>
+      <w:r>
+        <w:rPr>
+          <w:b/>
+          <w:bCs/>
+          <w:sz w:val="24"/>
+          <w:szCs w:val="24"/>
+        </w:rPr>
+        <w:t>Responsibilities for Your React Application</w:t>
+      </w:r>
+      <w:r>
+        <w:rPr>
+          <w:sz w:val="24"/>
+          <w:szCs w:val="24"/>
+        </w:rPr>
+        <w:t xml:space="preserve">: </w:t>
+      </w:r>
+    </w:p>
+    <w:p>
+      <w:pPr>
+        <w:numPr>
+          <w:ilvl w:val="2"/>
+          <w:numId w:val="111"/>
+        </w:numPr>
+        <w:rPr>
+          <w:sz w:val="24"/>
+          <w:szCs w:val="24"/>
+        </w:rPr>
+      </w:pPr>
+      <w:r>
+        <w:rPr>
+          <w:b/>
+          <w:bCs/>
+          <w:sz w:val="24"/>
+          <w:szCs w:val="24"/>
+        </w:rPr>
+        <w:t>Deployment</w:t>
+      </w:r>
+      <w:r>
+        <w:rPr>
+          <w:sz w:val="24"/>
+          <w:szCs w:val="24"/>
+        </w:rPr>
+        <w:t xml:space="preserve">: </w:t>
+      </w:r>
+    </w:p>
+    <w:p>
+      <w:pPr>
+        <w:numPr>
+          <w:ilvl w:val="3"/>
+          <w:numId w:val="111"/>
+        </w:numPr>
+        <w:rPr>
+          <w:sz w:val="24"/>
+          <w:szCs w:val="24"/>
+        </w:rPr>
+      </w:pPr>
+      <w:r>
+        <w:rPr>
+          <w:sz w:val="24"/>
+          <w:szCs w:val="24"/>
+        </w:rPr>
+        <w:t xml:space="preserve">Build the React application and deploy it to a hosting platform like Netlify, </w:t>
+      </w:r>
+      <w:proofErr w:type="spellStart"/>
+      <w:r>
+        <w:rPr>
+          <w:sz w:val="24"/>
+          <w:szCs w:val="24"/>
+        </w:rPr>
+        <w:t>Vercel</w:t>
+      </w:r>
+      <w:proofErr w:type="spellEnd"/>
+      <w:r>
+        <w:rPr>
+          <w:sz w:val="24"/>
+          <w:szCs w:val="24"/>
+        </w:rPr>
+        <w:t>, or Heroku (which are simpler for developers).</w:t>
+      </w:r>
+    </w:p>
+    <w:p>
+      <w:pPr>
+        <w:numPr>
+          <w:ilvl w:val="3"/>
+          <w:numId w:val="111"/>
+        </w:numPr>
+        <w:rPr>
+          <w:sz w:val="24"/>
+          <w:szCs w:val="24"/>
+        </w:rPr>
+      </w:pPr>
+      <w:r>
+        <w:rPr>
+          <w:sz w:val="24"/>
+          <w:szCs w:val="24"/>
+        </w:rPr>
+        <w:t>If the app requires a backend (e.g., Node.js with Express), configure and deploy the backend to a server or cloud platform.</w:t>
+      </w:r>
+    </w:p>
+    <w:p>
+      <w:pPr>
+        <w:numPr>
+          <w:ilvl w:val="3"/>
+          <w:numId w:val="111"/>
+        </w:numPr>
+        <w:rPr>
+          <w:sz w:val="24"/>
+          <w:szCs w:val="24"/>
+        </w:rPr>
+      </w:pPr>
+      <w:r>
+        <w:rPr>
+          <w:sz w:val="24"/>
+          <w:szCs w:val="24"/>
+        </w:rPr>
+        <w:t>Set up basic server configurations, such as environment variables or reverse proxies.</w:t>
+      </w:r>
+    </w:p>
+    <w:p>
+      <w:pPr>
+        <w:numPr>
+          <w:ilvl w:val="2"/>
+          <w:numId w:val="111"/>
+        </w:numPr>
+        <w:rPr>
+          <w:sz w:val="24"/>
+          <w:szCs w:val="24"/>
+        </w:rPr>
+      </w:pPr>
+      <w:r>
+        <w:rPr>
+          <w:b/>
+          <w:bCs/>
+          <w:sz w:val="24"/>
+          <w:szCs w:val="24"/>
+        </w:rPr>
+        <w:t>Maintenance</w:t>
+      </w:r>
+      <w:r>
+        <w:rPr>
+          <w:sz w:val="24"/>
+          <w:szCs w:val="24"/>
+        </w:rPr>
+        <w:t xml:space="preserve">: </w:t>
+      </w:r>
+    </w:p>
+    <w:p>
+      <w:pPr>
+        <w:numPr>
+          <w:ilvl w:val="3"/>
+          <w:numId w:val="111"/>
+        </w:numPr>
+        <w:rPr>
+          <w:sz w:val="24"/>
+          <w:szCs w:val="24"/>
+        </w:rPr>
+      </w:pPr>
+      <w:r>
+        <w:rPr>
+          <w:sz w:val="24"/>
+          <w:szCs w:val="24"/>
+        </w:rPr>
+        <w:t>Update the application code or dependencies as needed.</w:t>
+      </w:r>
+    </w:p>
+    <w:p>
+      <w:pPr>
+        <w:numPr>
+          <w:ilvl w:val="3"/>
+          <w:numId w:val="111"/>
+        </w:numPr>
+        <w:rPr>
+          <w:sz w:val="24"/>
+          <w:szCs w:val="24"/>
+        </w:rPr>
+      </w:pPr>
+      <w:r>
+        <w:rPr>
+          <w:sz w:val="24"/>
+          <w:szCs w:val="24"/>
+        </w:rPr>
+        <w:t>Monitor basic performance metrics and fix issues related to the application code.</w:t>
+      </w:r>
+    </w:p>
+    <w:p>
+      <w:pPr>
+        <w:numPr>
+          <w:ilvl w:val="3"/>
+          <w:numId w:val="111"/>
+        </w:numPr>
+        <w:rPr>
+          <w:sz w:val="24"/>
+          <w:szCs w:val="24"/>
+        </w:rPr>
+      </w:pPr>
+      <w:r>
+        <w:rPr>
+          <w:sz w:val="24"/>
+          <w:szCs w:val="24"/>
+        </w:rPr>
+        <w:t>Coordinate with other teams (e.g., DevOps) for advanced server maintenance.</w:t>
+      </w:r>
+    </w:p>
+    <w:p>
+      <w:pPr>
+        <w:numPr>
+          <w:ilvl w:val="1"/>
+          <w:numId w:val="111"/>
+        </w:numPr>
+        <w:rPr>
+          <w:sz w:val="24"/>
+          <w:szCs w:val="24"/>
+        </w:rPr>
+      </w:pPr>
+      <w:r>
+        <w:rPr>
+          <w:b/>
+          <w:bCs/>
+          <w:sz w:val="24"/>
+          <w:szCs w:val="24"/>
+        </w:rPr>
+        <w:t>Why They’re Ideal</w:t>
+      </w:r>
+      <w:r>
+        <w:rPr>
+          <w:sz w:val="24"/>
+          <w:szCs w:val="24"/>
+        </w:rPr>
+        <w:t xml:space="preserve">: In smaller teams, developers often handle deployment, especially when using developer-friendly platforms like </w:t>
+      </w:r>
+      <w:proofErr w:type="spellStart"/>
+      <w:r>
+        <w:rPr>
+          <w:sz w:val="24"/>
+          <w:szCs w:val="24"/>
+        </w:rPr>
+        <w:t>Vercel</w:t>
+      </w:r>
+      <w:proofErr w:type="spellEnd"/>
+      <w:r>
+        <w:rPr>
+          <w:sz w:val="24"/>
+          <w:szCs w:val="24"/>
+        </w:rPr>
+        <w:t xml:space="preserve"> or Netlify. However, they may lack deep expertise in server management compared to DevOps or Cloud Engineers.</w:t>
+      </w:r>
+    </w:p>
+    <w:p>
+      <w:pPr>
+        <w:rPr>
+          <w:sz w:val="24"/>
+          <w:szCs w:val="24"/>
+        </w:rPr>
+      </w:pPr>
+      <w:r>
+        <w:rPr>
+          <w:sz w:val="24"/>
+          <w:szCs w:val="24"/>
+        </w:rPr>
+        <w:pict w14:anchorId="50184C24">
+          <v:rect id="_x0000_i1084" style="width:0;height:1.5pt" o:hralign="center" o:hrstd="t" o:hr="t" fillcolor="#a0a0a0" stroked="f"/>
+        </w:pict>
+      </w:r>
+    </w:p>
+    <w:p>
+      <w:pPr>
+        <w:rPr>
+          <w:b/>
+          <w:bCs/>
+          <w:sz w:val="24"/>
+          <w:szCs w:val="24"/>
+        </w:rPr>
+      </w:pPr>
+      <w:r>
+        <w:rPr>
+          <w:b/>
+          <w:bCs/>
+          <w:sz w:val="24"/>
+          <w:szCs w:val="24"/>
+        </w:rPr>
+        <w:t>Recommended Workflow for Deploying Your React Application</w:t>
+      </w:r>
+    </w:p>
+    <w:p>
+      <w:pPr>
+        <w:rPr>
+          <w:sz w:val="24"/>
+          <w:szCs w:val="24"/>
+        </w:rPr>
+      </w:pPr>
+      <w:r>
+        <w:rPr>
+          <w:sz w:val="24"/>
+          <w:szCs w:val="24"/>
+        </w:rPr>
+        <w:t>To give you a clearer picture, here’s a high-level process that one or more of the above roles would follow to deploy and maintain your React application:</w:t>
+      </w:r>
+    </w:p>
+    <w:p>
+      <w:pPr>
+        <w:numPr>
+          <w:ilvl w:val="0"/>
+          <w:numId w:val="112"/>
+        </w:numPr>
+        <w:rPr>
+          <w:sz w:val="24"/>
+          <w:szCs w:val="24"/>
+        </w:rPr>
+      </w:pPr>
+      <w:r>
+        <w:rPr>
+          <w:b/>
+          <w:bCs/>
+          <w:sz w:val="24"/>
+          <w:szCs w:val="24"/>
+        </w:rPr>
+        <w:t>Prepare the Application</w:t>
+      </w:r>
+      <w:r>
+        <w:rPr>
+          <w:sz w:val="24"/>
+          <w:szCs w:val="24"/>
+        </w:rPr>
+        <w:t xml:space="preserve">: </w:t>
+      </w:r>
+    </w:p>
+    <w:p>
+      <w:pPr>
+        <w:numPr>
+          <w:ilvl w:val="1"/>
+          <w:numId w:val="112"/>
+        </w:numPr>
+        <w:rPr>
+          <w:sz w:val="24"/>
+          <w:szCs w:val="24"/>
+        </w:rPr>
+      </w:pPr>
+      <w:r>
+        <w:rPr>
+          <w:sz w:val="24"/>
+          <w:szCs w:val="24"/>
+        </w:rPr>
+        <w:t xml:space="preserve">Ensure the React app is production-ready (e.g., optimized with </w:t>
+      </w:r>
+      <w:proofErr w:type="spellStart"/>
+      <w:r>
+        <w:rPr>
+          <w:sz w:val="24"/>
+          <w:szCs w:val="24"/>
+        </w:rPr>
+        <w:t>npm</w:t>
+      </w:r>
+      <w:proofErr w:type="spellEnd"/>
+      <w:r>
+        <w:rPr>
+          <w:sz w:val="24"/>
+          <w:szCs w:val="24"/>
+        </w:rPr>
+        <w:t xml:space="preserve"> run build).</w:t>
+      </w:r>
+    </w:p>
+    <w:p>
+      <w:pPr>
+        <w:numPr>
+          <w:ilvl w:val="1"/>
+          <w:numId w:val="112"/>
+        </w:numPr>
+        <w:rPr>
+          <w:sz w:val="24"/>
+          <w:szCs w:val="24"/>
+        </w:rPr>
+      </w:pPr>
+      <w:r>
+        <w:rPr>
+          <w:sz w:val="24"/>
+          <w:szCs w:val="24"/>
+        </w:rPr>
+        <w:t>Test the build locally to confirm it works as expected.</w:t>
+      </w:r>
+    </w:p>
+    <w:p>
+      <w:pPr>
+        <w:numPr>
+          <w:ilvl w:val="0"/>
+          <w:numId w:val="112"/>
+        </w:numPr>
+        <w:rPr>
+          <w:sz w:val="24"/>
+          <w:szCs w:val="24"/>
+        </w:rPr>
+      </w:pPr>
+      <w:r>
+        <w:rPr>
+          <w:b/>
+          <w:bCs/>
+          <w:sz w:val="24"/>
+          <w:szCs w:val="24"/>
+        </w:rPr>
+        <w:t>Choose a Hosting Platform</w:t>
+      </w:r>
+      <w:r>
+        <w:rPr>
+          <w:sz w:val="24"/>
+          <w:szCs w:val="24"/>
+        </w:rPr>
+        <w:t xml:space="preserve">: </w:t>
+      </w:r>
+    </w:p>
+    <w:p>
+      <w:pPr>
+        <w:numPr>
+          <w:ilvl w:val="1"/>
+          <w:numId w:val="112"/>
+        </w:numPr>
+        <w:rPr>
+          <w:sz w:val="24"/>
+          <w:szCs w:val="24"/>
+        </w:rPr>
+      </w:pPr>
+      <w:r>
+        <w:rPr>
+          <w:b/>
+          <w:bCs/>
+          <w:sz w:val="24"/>
+          <w:szCs w:val="24"/>
+        </w:rPr>
+        <w:lastRenderedPageBreak/>
+        <w:t>Static Hosting</w:t>
+      </w:r>
+      <w:r>
+        <w:rPr>
+          <w:sz w:val="24"/>
+          <w:szCs w:val="24"/>
+        </w:rPr>
+        <w:t xml:space="preserve"> (if no backend): Use platforms like Netlify, </w:t>
+      </w:r>
+      <w:proofErr w:type="spellStart"/>
+      <w:r>
+        <w:rPr>
+          <w:sz w:val="24"/>
+          <w:szCs w:val="24"/>
+        </w:rPr>
+        <w:t>Vercel</w:t>
+      </w:r>
+      <w:proofErr w:type="spellEnd"/>
+      <w:r>
+        <w:rPr>
+          <w:sz w:val="24"/>
+          <w:szCs w:val="24"/>
+        </w:rPr>
+        <w:t>, AWS S3 with CloudFront, or Firebase Hosting for simple, cost-effective deployment of static React apps.</w:t>
+      </w:r>
+    </w:p>
+    <w:p>
+      <w:pPr>
+        <w:numPr>
+          <w:ilvl w:val="1"/>
+          <w:numId w:val="112"/>
+        </w:numPr>
+        <w:rPr>
+          <w:sz w:val="24"/>
+          <w:szCs w:val="24"/>
+        </w:rPr>
+      </w:pPr>
+      <w:r>
+        <w:rPr>
+          <w:b/>
+          <w:bCs/>
+          <w:sz w:val="24"/>
+          <w:szCs w:val="24"/>
+        </w:rPr>
+        <w:t>Server Hosting</w:t>
+      </w:r>
+      <w:r>
+        <w:rPr>
+          <w:sz w:val="24"/>
+          <w:szCs w:val="24"/>
+        </w:rPr>
+        <w:t xml:space="preserve"> (if backend or custom needs): Use cloud platforms like AWS EC2, Google Cloud Compute Engine, or a VPS like </w:t>
+      </w:r>
+      <w:proofErr w:type="spellStart"/>
+      <w:r>
+        <w:rPr>
+          <w:sz w:val="24"/>
+          <w:szCs w:val="24"/>
+        </w:rPr>
+        <w:t>DigitalOcean</w:t>
+      </w:r>
+      <w:proofErr w:type="spellEnd"/>
+      <w:r>
+        <w:rPr>
+          <w:sz w:val="24"/>
+          <w:szCs w:val="24"/>
+        </w:rPr>
+        <w:t>.</w:t>
+      </w:r>
+    </w:p>
+    <w:p>
+      <w:pPr>
+        <w:numPr>
+          <w:ilvl w:val="1"/>
+          <w:numId w:val="112"/>
+        </w:numPr>
+        <w:rPr>
+          <w:sz w:val="24"/>
+          <w:szCs w:val="24"/>
+        </w:rPr>
+      </w:pPr>
+      <w:r>
+        <w:rPr>
+          <w:b/>
+          <w:bCs/>
+          <w:sz w:val="24"/>
+          <w:szCs w:val="24"/>
+        </w:rPr>
+        <w:t>PaaS</w:t>
+      </w:r>
+      <w:r>
+        <w:rPr>
+          <w:sz w:val="24"/>
+          <w:szCs w:val="24"/>
+        </w:rPr>
+        <w:t xml:space="preserve"> (Platform as a Service): Use Heroku or Render for easier deployment with minimal server management.</w:t>
+      </w:r>
+    </w:p>
+    <w:p>
+      <w:pPr>
+        <w:numPr>
+          <w:ilvl w:val="0"/>
+          <w:numId w:val="112"/>
+        </w:numPr>
+        <w:rPr>
+          <w:sz w:val="24"/>
+          <w:szCs w:val="24"/>
+        </w:rPr>
+      </w:pPr>
+      <w:r>
+        <w:rPr>
+          <w:b/>
+          <w:bCs/>
+          <w:sz w:val="24"/>
+          <w:szCs w:val="24"/>
+        </w:rPr>
+        <w:t>Set Up the Environment</w:t>
+      </w:r>
+      <w:r>
+        <w:rPr>
+          <w:sz w:val="24"/>
+          <w:szCs w:val="24"/>
+        </w:rPr>
+        <w:t xml:space="preserve">: </w:t>
+      </w:r>
+    </w:p>
+    <w:p>
+      <w:pPr>
+        <w:numPr>
+          <w:ilvl w:val="1"/>
+          <w:numId w:val="112"/>
+        </w:numPr>
+        <w:rPr>
+          <w:sz w:val="24"/>
+          <w:szCs w:val="24"/>
+        </w:rPr>
+      </w:pPr>
+      <w:r>
+        <w:rPr>
+          <w:sz w:val="24"/>
+          <w:szCs w:val="24"/>
+        </w:rPr>
+        <w:t>Configure a web server (e.g., Nginx) or cloud service to serve the static files.</w:t>
+      </w:r>
+    </w:p>
+    <w:p>
+      <w:pPr>
+        <w:numPr>
+          <w:ilvl w:val="1"/>
+          <w:numId w:val="112"/>
+        </w:numPr>
+        <w:rPr>
+          <w:sz w:val="24"/>
+          <w:szCs w:val="24"/>
+        </w:rPr>
+      </w:pPr>
+      <w:r>
+        <w:rPr>
+          <w:sz w:val="24"/>
+          <w:szCs w:val="24"/>
+        </w:rPr>
+        <w:t>Set up a domain name and SSL certificate for secure access (e.g., via Let’s Encrypt).</w:t>
+      </w:r>
+    </w:p>
+    <w:p>
+      <w:pPr>
+        <w:numPr>
+          <w:ilvl w:val="1"/>
+          <w:numId w:val="112"/>
+        </w:numPr>
+        <w:rPr>
+          <w:sz w:val="24"/>
+          <w:szCs w:val="24"/>
+        </w:rPr>
+      </w:pPr>
+      <w:r>
+        <w:rPr>
+          <w:sz w:val="24"/>
+          <w:szCs w:val="24"/>
+        </w:rPr>
+        <w:t>If the app uses a backend, deploy the backend (e.g., Node.js) and connect it to the frontend.</w:t>
+      </w:r>
+    </w:p>
+    <w:p>
+      <w:pPr>
+        <w:numPr>
+          <w:ilvl w:val="0"/>
+          <w:numId w:val="112"/>
+        </w:numPr>
+        <w:rPr>
+          <w:sz w:val="24"/>
+          <w:szCs w:val="24"/>
+        </w:rPr>
+      </w:pPr>
+      <w:r>
+        <w:rPr>
+          <w:b/>
+          <w:bCs/>
+          <w:sz w:val="24"/>
+          <w:szCs w:val="24"/>
+        </w:rPr>
+        <w:t>Deploy the Application</w:t>
+      </w:r>
+      <w:r>
+        <w:rPr>
+          <w:sz w:val="24"/>
+          <w:szCs w:val="24"/>
+        </w:rPr>
+        <w:t xml:space="preserve">: </w:t>
+      </w:r>
+    </w:p>
+    <w:p>
+      <w:pPr>
+        <w:numPr>
+          <w:ilvl w:val="1"/>
+          <w:numId w:val="112"/>
+        </w:numPr>
+        <w:rPr>
+          <w:sz w:val="24"/>
+          <w:szCs w:val="24"/>
+        </w:rPr>
+      </w:pPr>
+      <w:r>
+        <w:rPr>
+          <w:sz w:val="24"/>
+          <w:szCs w:val="24"/>
+        </w:rPr>
+        <w:t>Upload the built React files to the server or hosting platform.</w:t>
+      </w:r>
+    </w:p>
+    <w:p>
+      <w:pPr>
+        <w:numPr>
+          <w:ilvl w:val="1"/>
+          <w:numId w:val="112"/>
+        </w:numPr>
+        <w:rPr>
+          <w:sz w:val="24"/>
+          <w:szCs w:val="24"/>
+        </w:rPr>
+      </w:pPr>
+      <w:r>
+        <w:rPr>
+          <w:sz w:val="24"/>
+          <w:szCs w:val="24"/>
+        </w:rPr>
+        <w:t>Use a CI/CD pipeline (e.g., GitHub Actions) to automate future deployments.</w:t>
+      </w:r>
+    </w:p>
+    <w:p>
+      <w:pPr>
+        <w:numPr>
+          <w:ilvl w:val="0"/>
+          <w:numId w:val="112"/>
+        </w:numPr>
+        <w:rPr>
+          <w:sz w:val="24"/>
+          <w:szCs w:val="24"/>
+        </w:rPr>
+      </w:pPr>
+      <w:r>
+        <w:rPr>
+          <w:b/>
+          <w:bCs/>
+          <w:sz w:val="24"/>
+          <w:szCs w:val="24"/>
+        </w:rPr>
+        <w:t>Monitor and Maintain</w:t>
+      </w:r>
+      <w:r>
+        <w:rPr>
+          <w:sz w:val="24"/>
+          <w:szCs w:val="24"/>
+        </w:rPr>
+        <w:t xml:space="preserve">: </w:t>
+      </w:r>
+    </w:p>
+    <w:p>
+      <w:pPr>
+        <w:numPr>
+          <w:ilvl w:val="1"/>
+          <w:numId w:val="112"/>
+        </w:numPr>
+        <w:rPr>
+          <w:sz w:val="24"/>
+          <w:szCs w:val="24"/>
+        </w:rPr>
+      </w:pPr>
+      <w:r>
+        <w:rPr>
+          <w:sz w:val="24"/>
+          <w:szCs w:val="24"/>
+        </w:rPr>
+        <w:t>Set up monitoring tools to track performance and errors.</w:t>
+      </w:r>
+    </w:p>
+    <w:p>
+      <w:pPr>
+        <w:numPr>
+          <w:ilvl w:val="1"/>
+          <w:numId w:val="112"/>
+        </w:numPr>
+        <w:rPr>
+          <w:sz w:val="24"/>
+          <w:szCs w:val="24"/>
+        </w:rPr>
+      </w:pPr>
+      <w:r>
+        <w:rPr>
+          <w:sz w:val="24"/>
+          <w:szCs w:val="24"/>
+        </w:rPr>
+        <w:t>Regularly update dependencies, apply security patches, and scale resources as needed.</w:t>
+      </w:r>
+    </w:p>
+    <w:p>
+      <w:pPr>
+        <w:numPr>
+          <w:ilvl w:val="1"/>
+          <w:numId w:val="112"/>
+        </w:numPr>
+        <w:rPr>
+          <w:sz w:val="24"/>
+          <w:szCs w:val="24"/>
+        </w:rPr>
+      </w:pPr>
+      <w:r>
+        <w:rPr>
+          <w:sz w:val="24"/>
+          <w:szCs w:val="24"/>
+        </w:rPr>
+        <w:t>Back up the application and server data to prevent data loss.</w:t>
+      </w:r>
+    </w:p>
+    <w:p>
+      <w:pPr>
+        <w:rPr>
+          <w:sz w:val="24"/>
+          <w:szCs w:val="24"/>
+        </w:rPr>
+      </w:pPr>
+      <w:r>
+        <w:rPr>
+          <w:sz w:val="24"/>
+          <w:szCs w:val="24"/>
+        </w:rPr>
+        <w:pict w14:anchorId="4F2DE0B0">
+          <v:rect id="_x0000_i1085" style="width:0;height:1.5pt" o:hralign="center" o:hrstd="t" o:hr="t" fillcolor="#a0a0a0" stroked="f"/>
+        </w:pict>
+      </w:r>
+    </w:p>
+    <w:p>
+      <w:pPr>
+        <w:rPr>
+          <w:b/>
+          <w:bCs/>
+          <w:sz w:val="24"/>
+          <w:szCs w:val="24"/>
+        </w:rPr>
+      </w:pPr>
+      <w:r>
+        <w:rPr>
+          <w:b/>
+          <w:bCs/>
+          <w:sz w:val="24"/>
+          <w:szCs w:val="24"/>
+        </w:rPr>
+        <w:t>Which Role Should You Choose?</w:t>
+      </w:r>
+    </w:p>
+    <w:p>
+      <w:pPr>
+        <w:numPr>
+          <w:ilvl w:val="0"/>
+          <w:numId w:val="113"/>
+        </w:numPr>
+        <w:rPr>
+          <w:sz w:val="24"/>
+          <w:szCs w:val="24"/>
+        </w:rPr>
+      </w:pPr>
+      <w:r>
+        <w:rPr>
+          <w:b/>
+          <w:bCs/>
+          <w:sz w:val="24"/>
+          <w:szCs w:val="24"/>
+        </w:rPr>
+        <w:t>For Simple Deployments</w:t>
+      </w:r>
+      <w:r>
+        <w:rPr>
+          <w:sz w:val="24"/>
+          <w:szCs w:val="24"/>
+        </w:rPr>
+        <w:t xml:space="preserve"> (e.g., static React app on Netlify/</w:t>
+      </w:r>
+      <w:proofErr w:type="spellStart"/>
+      <w:r>
+        <w:rPr>
+          <w:sz w:val="24"/>
+          <w:szCs w:val="24"/>
+        </w:rPr>
+        <w:t>Vercel</w:t>
+      </w:r>
+      <w:proofErr w:type="spellEnd"/>
+      <w:r>
+        <w:rPr>
+          <w:sz w:val="24"/>
+          <w:szCs w:val="24"/>
+        </w:rPr>
+        <w:t xml:space="preserve">): A </w:t>
+      </w:r>
+      <w:r>
+        <w:rPr>
+          <w:b/>
+          <w:bCs/>
+          <w:sz w:val="24"/>
+          <w:szCs w:val="24"/>
+        </w:rPr>
+        <w:t>Full-Stack Developer</w:t>
+      </w:r>
+      <w:r>
+        <w:rPr>
+          <w:sz w:val="24"/>
+          <w:szCs w:val="24"/>
+        </w:rPr>
+        <w:t xml:space="preserve"> or </w:t>
+      </w:r>
+      <w:r>
+        <w:rPr>
+          <w:b/>
+          <w:bCs/>
+          <w:sz w:val="24"/>
+          <w:szCs w:val="24"/>
+        </w:rPr>
+        <w:t>Frontend Developer</w:t>
+      </w:r>
+      <w:r>
+        <w:rPr>
+          <w:sz w:val="24"/>
+          <w:szCs w:val="24"/>
+        </w:rPr>
+        <w:t xml:space="preserve"> with basic deployment knowledge can handle this, as these platforms are user-friendly.</w:t>
+      </w:r>
+    </w:p>
+    <w:p>
+      <w:pPr>
+        <w:numPr>
+          <w:ilvl w:val="0"/>
+          <w:numId w:val="113"/>
+        </w:numPr>
+        <w:rPr>
+          <w:sz w:val="24"/>
+          <w:szCs w:val="24"/>
+        </w:rPr>
+      </w:pPr>
+      <w:r>
+        <w:rPr>
+          <w:b/>
+          <w:bCs/>
+          <w:sz w:val="24"/>
+          <w:szCs w:val="24"/>
+        </w:rPr>
+        <w:t>For Complex Deployments</w:t>
+      </w:r>
+      <w:r>
+        <w:rPr>
+          <w:sz w:val="24"/>
+          <w:szCs w:val="24"/>
+        </w:rPr>
+        <w:t xml:space="preserve"> (e.g., custom server with backend, high traffic): A </w:t>
+      </w:r>
+      <w:r>
+        <w:rPr>
+          <w:b/>
+          <w:bCs/>
+          <w:sz w:val="24"/>
+          <w:szCs w:val="24"/>
+        </w:rPr>
+        <w:t>DevOps Engineer</w:t>
+      </w:r>
+      <w:r>
+        <w:rPr>
+          <w:sz w:val="24"/>
+          <w:szCs w:val="24"/>
+        </w:rPr>
+        <w:t xml:space="preserve"> or </w:t>
+      </w:r>
+      <w:r>
+        <w:rPr>
+          <w:b/>
+          <w:bCs/>
+          <w:sz w:val="24"/>
+          <w:szCs w:val="24"/>
+        </w:rPr>
+        <w:t>Cloud Engineer</w:t>
+      </w:r>
+      <w:r>
+        <w:rPr>
+          <w:sz w:val="24"/>
+          <w:szCs w:val="24"/>
+        </w:rPr>
+        <w:t xml:space="preserve"> is ideal, as they have expertise in server management, CI/CD pipelines, and scalability.</w:t>
+      </w:r>
+    </w:p>
+    <w:p>
+      <w:pPr>
+        <w:numPr>
+          <w:ilvl w:val="0"/>
+          <w:numId w:val="113"/>
+        </w:numPr>
+        <w:rPr>
+          <w:sz w:val="24"/>
+          <w:szCs w:val="24"/>
+        </w:rPr>
+      </w:pPr>
+      <w:r>
+        <w:rPr>
+          <w:b/>
+          <w:bCs/>
+          <w:sz w:val="24"/>
+          <w:szCs w:val="24"/>
+        </w:rPr>
+        <w:t>For Ongoing Maintenance</w:t>
+      </w:r>
+      <w:r>
+        <w:rPr>
+          <w:sz w:val="24"/>
+          <w:szCs w:val="24"/>
+        </w:rPr>
+        <w:t xml:space="preserve">: A </w:t>
+      </w:r>
+      <w:r>
+        <w:rPr>
+          <w:b/>
+          <w:bCs/>
+          <w:sz w:val="24"/>
+          <w:szCs w:val="24"/>
+        </w:rPr>
+        <w:t>DevOps Engineer</w:t>
+      </w:r>
+      <w:r>
+        <w:rPr>
+          <w:sz w:val="24"/>
+          <w:szCs w:val="24"/>
+        </w:rPr>
+        <w:t xml:space="preserve"> or </w:t>
+      </w:r>
+      <w:r>
+        <w:rPr>
+          <w:b/>
+          <w:bCs/>
+          <w:sz w:val="24"/>
+          <w:szCs w:val="24"/>
+        </w:rPr>
+        <w:t>Site Reliability Engineer</w:t>
+      </w:r>
+      <w:r>
+        <w:rPr>
+          <w:sz w:val="24"/>
+          <w:szCs w:val="24"/>
+        </w:rPr>
+        <w:t xml:space="preserve"> is best for ensuring uptime, performance, and security.</w:t>
+      </w:r>
+    </w:p>
+    <w:p>
+      <w:pPr>
+        <w:numPr>
+          <w:ilvl w:val="0"/>
+          <w:numId w:val="113"/>
+        </w:numPr>
+        <w:rPr>
+          <w:sz w:val="24"/>
+          <w:szCs w:val="24"/>
+        </w:rPr>
+      </w:pPr>
+      <w:r>
+        <w:rPr>
+          <w:b/>
+          <w:bCs/>
+          <w:sz w:val="24"/>
+          <w:szCs w:val="24"/>
+        </w:rPr>
+        <w:t>For Small Teams</w:t>
+      </w:r>
+      <w:r>
+        <w:rPr>
+          <w:sz w:val="24"/>
+          <w:szCs w:val="24"/>
+        </w:rPr>
+        <w:t xml:space="preserve">: A </w:t>
+      </w:r>
+      <w:r>
+        <w:rPr>
+          <w:b/>
+          <w:bCs/>
+          <w:sz w:val="24"/>
+          <w:szCs w:val="24"/>
+        </w:rPr>
+        <w:t>System Administrator</w:t>
+      </w:r>
+      <w:r>
+        <w:rPr>
+          <w:sz w:val="24"/>
+          <w:szCs w:val="24"/>
+        </w:rPr>
+        <w:t xml:space="preserve"> or </w:t>
+      </w:r>
+      <w:r>
+        <w:rPr>
+          <w:b/>
+          <w:bCs/>
+          <w:sz w:val="24"/>
+          <w:szCs w:val="24"/>
+        </w:rPr>
+        <w:t>Full-Stack Developer</w:t>
+      </w:r>
+      <w:r>
+        <w:rPr>
+          <w:sz w:val="24"/>
+          <w:szCs w:val="24"/>
+        </w:rPr>
+        <w:t xml:space="preserve"> may take on deployment and maintenance if no dedicated DevOps team exists.</w:t>
+      </w:r>
+    </w:p>
+    <w:p>
+      <w:pPr>
+        <w:rPr>
+          <w:sz w:val="24"/>
+          <w:szCs w:val="24"/>
+        </w:rPr>
+      </w:pPr>
+      <w:r>
+        <w:rPr>
+          <w:sz w:val="24"/>
+          <w:szCs w:val="24"/>
+        </w:rPr>
+        <w:pict w14:anchorId="2E119116">
+          <v:rect id="_x0000_i1086" style="width:0;height:1.5pt" o:hralign="center" o:hrstd="t" o:hr="t" fillcolor="#a0a0a0" stroked="f"/>
+        </w:pict>
+      </w:r>
+    </w:p>
+    <w:p>
+      <w:pPr>
+        <w:rPr>
+          <w:b/>
+          <w:bCs/>
+          <w:sz w:val="24"/>
+          <w:szCs w:val="24"/>
+        </w:rPr>
+      </w:pPr>
+      <w:r>
+        <w:rPr>
+          <w:b/>
+          <w:bCs/>
+          <w:sz w:val="24"/>
+          <w:szCs w:val="24"/>
+        </w:rPr>
+        <w:lastRenderedPageBreak/>
+        <w:t>Additional Notes</w:t>
+      </w:r>
+    </w:p>
+    <w:p>
+      <w:pPr>
+        <w:numPr>
+          <w:ilvl w:val="0"/>
+          <w:numId w:val="114"/>
+        </w:numPr>
+        <w:rPr>
+          <w:sz w:val="24"/>
+          <w:szCs w:val="24"/>
+        </w:rPr>
+      </w:pPr>
+      <w:r>
+        <w:rPr>
+          <w:b/>
+          <w:bCs/>
+          <w:sz w:val="24"/>
+          <w:szCs w:val="24"/>
+        </w:rPr>
+        <w:t>Team Collaboration</w:t>
+      </w:r>
+      <w:r>
+        <w:rPr>
+          <w:sz w:val="24"/>
+          <w:szCs w:val="24"/>
+        </w:rPr>
+        <w:t>: In many IT companies, deployment involves collaboration. For example, a Full-Stack Developer may prepare the application, while a DevOps Engineer handles server setup and CI/CD.</w:t>
+      </w:r>
+    </w:p>
+    <w:p>
+      <w:pPr>
+        <w:numPr>
+          <w:ilvl w:val="0"/>
+          <w:numId w:val="114"/>
+        </w:numPr>
+        <w:rPr>
+          <w:sz w:val="24"/>
+          <w:szCs w:val="24"/>
+        </w:rPr>
+      </w:pPr>
+      <w:r>
+        <w:rPr>
+          <w:b/>
+          <w:bCs/>
+          <w:sz w:val="24"/>
+          <w:szCs w:val="24"/>
+        </w:rPr>
+        <w:t>Tools and Skills</w:t>
+      </w:r>
+      <w:r>
+        <w:rPr>
+          <w:sz w:val="24"/>
+          <w:szCs w:val="24"/>
+        </w:rPr>
+        <w:t>: The person deploying your app should be familiar with tools like Docker, Kubernetes (for complex setups), Git, and cloud platforms. Knowledge of Linux, Nginx, and SSL configuration is also valuable.</w:t>
+      </w:r>
+    </w:p>
+    <w:p>
+      <w:pPr>
+        <w:numPr>
+          <w:ilvl w:val="0"/>
+          <w:numId w:val="114"/>
+        </w:numPr>
+        <w:rPr>
+          <w:sz w:val="24"/>
+          <w:szCs w:val="24"/>
+        </w:rPr>
+      </w:pPr>
+      <w:r>
+        <w:rPr>
+          <w:b/>
+          <w:bCs/>
+          <w:sz w:val="24"/>
+          <w:szCs w:val="24"/>
+        </w:rPr>
+        <w:t>Cost Considerations</w:t>
+      </w:r>
+      <w:r>
+        <w:rPr>
+          <w:sz w:val="24"/>
+          <w:szCs w:val="24"/>
+        </w:rPr>
+        <w:t>: Roles like DevOps or Cloud Engineers may recommend cost-effective hosting solutions based on your app’s needs (e.g., serverless vs. dedicated servers).</w:t>
+      </w:r>
+    </w:p>
+    <w:p>
+      <w:pPr>
+        <w:numPr>
+          <w:ilvl w:val="0"/>
+          <w:numId w:val="114"/>
+        </w:numPr>
+        <w:rPr>
+          <w:sz w:val="24"/>
+          <w:szCs w:val="24"/>
+        </w:rPr>
+      </w:pPr>
+      <w:r>
+        <w:rPr>
+          <w:b/>
+          <w:bCs/>
+          <w:sz w:val="24"/>
+          <w:szCs w:val="24"/>
+        </w:rPr>
+        <w:t>Learning Opportunity</w:t>
+      </w:r>
+      <w:r>
+        <w:rPr>
+          <w:sz w:val="24"/>
+          <w:szCs w:val="24"/>
+        </w:rPr>
+        <w:t xml:space="preserve">: If you’re studying IT company structures, you could try deploying the app yourself using a platform like </w:t>
+      </w:r>
+      <w:proofErr w:type="spellStart"/>
+      <w:r>
+        <w:rPr>
+          <w:sz w:val="24"/>
+          <w:szCs w:val="24"/>
+        </w:rPr>
+        <w:t>Vercel</w:t>
+      </w:r>
+      <w:proofErr w:type="spellEnd"/>
+      <w:r>
+        <w:rPr>
+          <w:sz w:val="24"/>
+          <w:szCs w:val="24"/>
+        </w:rPr>
+        <w:t xml:space="preserve"> or Netlify to understand the process. These platforms simplify deployment and are great for learning.</w:t>
+      </w:r>
+    </w:p>
+    <w:p>
+      <w:pPr>
+        <w:rPr>
+          <w:sz w:val="24"/>
+          <w:szCs w:val="24"/>
+        </w:rPr>
+      </w:pPr>
+    </w:p>
+    <w:p>
+      <w:pPr>
+        <w:rPr>
+          <w:sz w:val="24"/>
+          <w:szCs w:val="24"/>
+        </w:rPr>
+      </w:pPr>
+    </w:p>
+    <w:p>
+      <w:pPr>
+        <w:pBdr>
+          <w:bottom w:val="double" w:sz="6" w:space="1" w:color="auto"/>
+        </w:pBdr>
+        <w:rPr>
+          <w:sz w:val="24"/>
+          <w:szCs w:val="24"/>
+        </w:rPr>
+      </w:pPr>
+    </w:p>
+    <w:p>
+      <w:pPr>
+        <w:jc w:val="center"/>
+        <w:rPr>
+          <w:b/>
+          <w:bCs/>
+          <w:sz w:val="40"/>
+          <w:szCs w:val="40"/>
+          <w:u w:val="single"/>
+        </w:rPr>
+      </w:pPr>
+      <w:r>
+        <w:rPr>
+          <w:b/>
+          <w:bCs/>
+          <w:sz w:val="40"/>
+          <w:szCs w:val="40"/>
+          <w:u w:val="single"/>
+        </w:rPr>
         <w:t>*** Web Server Hosting Practically STEPS ***</w:t>
       </w:r>
     </w:p>
@@ -31008,7 +33704,6 @@
           <w:sz w:val="24"/>
           <w:szCs w:val="24"/>
         </w:rPr>
-        <w:lastRenderedPageBreak/>
         <w:t>Sudo apt update</w:t>
       </w:r>
     </w:p>
@@ -31316,6 +34011,7 @@
           <w:szCs w:val="28"/>
           <w:u w:val="single"/>
         </w:rPr>
+        <w:lastRenderedPageBreak/>
         <w:t xml:space="preserve">STEP </w:t>
       </w:r>
       <w:r>
@@ -31859,7 +34555,6 @@
           <w:szCs w:val="28"/>
           <w:u w:val="single"/>
         </w:rPr>
-        <w:lastRenderedPageBreak/>
         <w:t xml:space="preserve">STEP </w:t>
       </w:r>
       <w:r>
@@ -32336,6 +35031,7 @@
           <w:szCs w:val="28"/>
           <w:u w:val="single"/>
         </w:rPr>
+        <w:lastRenderedPageBreak/>
         <w:t xml:space="preserve">STEP </w:t>
       </w:r>
       <w:r>
@@ -33548,6 +36244,131 @@
     </w:lvl>
   </w:abstractNum>
   <w:abstractNum w:abstractNumId="4" w15:restartNumberingAfterBreak="0">
+    <w:nsid w:val="061B7ACC"/>
+    <w:multiLevelType w:val="multilevel"/>
+    <w:tmpl w:val="836A1944"/>
+    <w:lvl w:ilvl="0">
+      <w:start w:val="1"/>
+      <w:numFmt w:val="decimal"/>
+      <w:lvlText w:val="%1."/>
+      <w:lvlJc w:val="left"/>
+      <w:pPr>
+        <w:tabs>
+          <w:tab w:val="num" w:pos="720"/>
+        </w:tabs>
+        <w:ind w:left="720" w:hanging="360"/>
+      </w:pPr>
+    </w:lvl>
+    <w:lvl w:ilvl="1">
+      <w:start w:val="1"/>
+      <w:numFmt w:val="bullet"/>
+      <w:lvlText w:val="o"/>
+      <w:lvlJc w:val="left"/>
+      <w:pPr>
+        <w:tabs>
+          <w:tab w:val="num" w:pos="1440"/>
+        </w:tabs>
+        <w:ind w:left="1440" w:hanging="360"/>
+      </w:pPr>
+      <w:rPr>
+        <w:rFonts w:ascii="Courier New" w:hAnsi="Courier New" w:hint="default"/>
+        <w:sz w:val="20"/>
+      </w:rPr>
+    </w:lvl>
+    <w:lvl w:ilvl="2">
+      <w:start w:val="1"/>
+      <w:numFmt w:val="bullet"/>
+      <w:lvlText w:val=""/>
+      <w:lvlJc w:val="left"/>
+      <w:pPr>
+        <w:tabs>
+          <w:tab w:val="num" w:pos="2160"/>
+        </w:tabs>
+        <w:ind w:left="2160" w:hanging="360"/>
+      </w:pPr>
+      <w:rPr>
+        <w:rFonts w:ascii="Wingdings" w:hAnsi="Wingdings" w:hint="default"/>
+        <w:sz w:val="20"/>
+      </w:rPr>
+    </w:lvl>
+    <w:lvl w:ilvl="3">
+      <w:start w:val="1"/>
+      <w:numFmt w:val="bullet"/>
+      <w:lvlText w:val=""/>
+      <w:lvlJc w:val="left"/>
+      <w:pPr>
+        <w:tabs>
+          <w:tab w:val="num" w:pos="2880"/>
+        </w:tabs>
+        <w:ind w:left="2880" w:hanging="360"/>
+      </w:pPr>
+      <w:rPr>
+        <w:rFonts w:ascii="Wingdings" w:hAnsi="Wingdings" w:hint="default"/>
+        <w:sz w:val="20"/>
+      </w:rPr>
+    </w:lvl>
+    <w:lvl w:ilvl="4" w:tentative="1">
+      <w:start w:val="1"/>
+      <w:numFmt w:val="decimal"/>
+      <w:lvlText w:val="%5."/>
+      <w:lvlJc w:val="left"/>
+      <w:pPr>
+        <w:tabs>
+          <w:tab w:val="num" w:pos="3600"/>
+        </w:tabs>
+        <w:ind w:left="3600" w:hanging="360"/>
+      </w:pPr>
+    </w:lvl>
+    <w:lvl w:ilvl="5" w:tentative="1">
+      <w:start w:val="1"/>
+      <w:numFmt w:val="decimal"/>
+      <w:lvlText w:val="%6."/>
+      <w:lvlJc w:val="left"/>
+      <w:pPr>
+        <w:tabs>
+          <w:tab w:val="num" w:pos="4320"/>
+        </w:tabs>
+        <w:ind w:left="4320" w:hanging="360"/>
+      </w:pPr>
+    </w:lvl>
+    <w:lvl w:ilvl="6" w:tentative="1">
+      <w:start w:val="1"/>
+      <w:numFmt w:val="decimal"/>
+      <w:lvlText w:val="%7."/>
+      <w:lvlJc w:val="left"/>
+      <w:pPr>
+        <w:tabs>
+          <w:tab w:val="num" w:pos="5040"/>
+        </w:tabs>
+        <w:ind w:left="5040" w:hanging="360"/>
+      </w:pPr>
+    </w:lvl>
+    <w:lvl w:ilvl="7" w:tentative="1">
+      <w:start w:val="1"/>
+      <w:numFmt w:val="decimal"/>
+      <w:lvlText w:val="%8."/>
+      <w:lvlJc w:val="left"/>
+      <w:pPr>
+        <w:tabs>
+          <w:tab w:val="num" w:pos="5760"/>
+        </w:tabs>
+        <w:ind w:left="5760" w:hanging="360"/>
+      </w:pPr>
+    </w:lvl>
+    <w:lvl w:ilvl="8" w:tentative="1">
+      <w:start w:val="1"/>
+      <w:numFmt w:val="decimal"/>
+      <w:lvlText w:val="%9."/>
+      <w:lvlJc w:val="left"/>
+      <w:pPr>
+        <w:tabs>
+          <w:tab w:val="num" w:pos="6480"/>
+        </w:tabs>
+        <w:ind w:left="6480" w:hanging="360"/>
+      </w:pPr>
+    </w:lvl>
+  </w:abstractNum>
+  <w:abstractNum w:abstractNumId="5" w15:restartNumberingAfterBreak="0">
     <w:nsid w:val="09DF527D"/>
     <w:multiLevelType w:val="multilevel"/>
     <w:tmpl w:val="8C4A6FF8"/>
@@ -33664,7 +36485,7 @@
       </w:pPr>
     </w:lvl>
   </w:abstractNum>
-  <w:abstractNum w:abstractNumId="5" w15:restartNumberingAfterBreak="0">
+  <w:abstractNum w:abstractNumId="6" w15:restartNumberingAfterBreak="0">
     <w:nsid w:val="0BCE0CC7"/>
     <w:multiLevelType w:val="hybridMultilevel"/>
     <w:tmpl w:val="A184D234"/>
@@ -33777,7 +36598,7 @@
       </w:rPr>
     </w:lvl>
   </w:abstractNum>
-  <w:abstractNum w:abstractNumId="6" w15:restartNumberingAfterBreak="0">
+  <w:abstractNum w:abstractNumId="7" w15:restartNumberingAfterBreak="0">
     <w:nsid w:val="0C1F3621"/>
     <w:multiLevelType w:val="multilevel"/>
     <w:tmpl w:val="985CA270"/>
@@ -33926,7 +36747,7 @@
       </w:rPr>
     </w:lvl>
   </w:abstractNum>
-  <w:abstractNum w:abstractNumId="7" w15:restartNumberingAfterBreak="0">
+  <w:abstractNum w:abstractNumId="8" w15:restartNumberingAfterBreak="0">
     <w:nsid w:val="0CC215BE"/>
     <w:multiLevelType w:val="hybridMultilevel"/>
     <w:tmpl w:val="93C8FE62"/>
@@ -34039,7 +36860,7 @@
       </w:rPr>
     </w:lvl>
   </w:abstractNum>
-  <w:abstractNum w:abstractNumId="8" w15:restartNumberingAfterBreak="0">
+  <w:abstractNum w:abstractNumId="9" w15:restartNumberingAfterBreak="0">
     <w:nsid w:val="100129AE"/>
     <w:multiLevelType w:val="multilevel"/>
     <w:tmpl w:val="8892C420"/>
@@ -34188,7 +37009,7 @@
       </w:rPr>
     </w:lvl>
   </w:abstractNum>
-  <w:abstractNum w:abstractNumId="9" w15:restartNumberingAfterBreak="0">
+  <w:abstractNum w:abstractNumId="10" w15:restartNumberingAfterBreak="0">
     <w:nsid w:val="11540091"/>
     <w:multiLevelType w:val="multilevel"/>
     <w:tmpl w:val="E494A276"/>
@@ -34309,7 +37130,7 @@
       </w:pPr>
     </w:lvl>
   </w:abstractNum>
-  <w:abstractNum w:abstractNumId="10" w15:restartNumberingAfterBreak="0">
+  <w:abstractNum w:abstractNumId="11" w15:restartNumberingAfterBreak="0">
     <w:nsid w:val="1195444C"/>
     <w:multiLevelType w:val="multilevel"/>
     <w:tmpl w:val="A0FC56EC"/>
@@ -34458,7 +37279,7 @@
       </w:rPr>
     </w:lvl>
   </w:abstractNum>
-  <w:abstractNum w:abstractNumId="11" w15:restartNumberingAfterBreak="0">
+  <w:abstractNum w:abstractNumId="12" w15:restartNumberingAfterBreak="0">
     <w:nsid w:val="11A05DE6"/>
     <w:multiLevelType w:val="multilevel"/>
     <w:tmpl w:val="0E46E77C"/>
@@ -34579,7 +37400,7 @@
       </w:pPr>
     </w:lvl>
   </w:abstractNum>
-  <w:abstractNum w:abstractNumId="12" w15:restartNumberingAfterBreak="0">
+  <w:abstractNum w:abstractNumId="13" w15:restartNumberingAfterBreak="0">
     <w:nsid w:val="156920B1"/>
     <w:multiLevelType w:val="multilevel"/>
     <w:tmpl w:val="CDCA39EE"/>
@@ -34692,7 +37513,7 @@
       </w:pPr>
     </w:lvl>
   </w:abstractNum>
-  <w:abstractNum w:abstractNumId="13" w15:restartNumberingAfterBreak="0">
+  <w:abstractNum w:abstractNumId="14" w15:restartNumberingAfterBreak="0">
     <w:nsid w:val="15756EDF"/>
     <w:multiLevelType w:val="multilevel"/>
     <w:tmpl w:val="51C086B8"/>
@@ -34805,7 +37626,7 @@
       </w:pPr>
     </w:lvl>
   </w:abstractNum>
-  <w:abstractNum w:abstractNumId="14" w15:restartNumberingAfterBreak="0">
+  <w:abstractNum w:abstractNumId="15" w15:restartNumberingAfterBreak="0">
     <w:nsid w:val="16B85506"/>
     <w:multiLevelType w:val="hybridMultilevel"/>
     <w:tmpl w:val="225CA5EA"/>
@@ -34918,7 +37739,7 @@
       </w:rPr>
     </w:lvl>
   </w:abstractNum>
-  <w:abstractNum w:abstractNumId="15" w15:restartNumberingAfterBreak="0">
+  <w:abstractNum w:abstractNumId="16" w15:restartNumberingAfterBreak="0">
     <w:nsid w:val="16F43CCB"/>
     <w:multiLevelType w:val="multilevel"/>
     <w:tmpl w:val="13061912"/>
@@ -35067,7 +37888,7 @@
       </w:rPr>
     </w:lvl>
   </w:abstractNum>
-  <w:abstractNum w:abstractNumId="16" w15:restartNumberingAfterBreak="0">
+  <w:abstractNum w:abstractNumId="17" w15:restartNumberingAfterBreak="0">
     <w:nsid w:val="172218E2"/>
     <w:multiLevelType w:val="hybridMultilevel"/>
     <w:tmpl w:val="AC16663E"/>
@@ -35180,7 +38001,7 @@
       </w:rPr>
     </w:lvl>
   </w:abstractNum>
-  <w:abstractNum w:abstractNumId="17" w15:restartNumberingAfterBreak="0">
+  <w:abstractNum w:abstractNumId="18" w15:restartNumberingAfterBreak="0">
     <w:nsid w:val="172E7F7E"/>
     <w:multiLevelType w:val="multilevel"/>
     <w:tmpl w:val="8C181CAE"/>
@@ -35329,7 +38150,7 @@
       </w:rPr>
     </w:lvl>
   </w:abstractNum>
-  <w:abstractNum w:abstractNumId="18" w15:restartNumberingAfterBreak="0">
+  <w:abstractNum w:abstractNumId="19" w15:restartNumberingAfterBreak="0">
     <w:nsid w:val="17D45570"/>
     <w:multiLevelType w:val="hybridMultilevel"/>
     <w:tmpl w:val="D3A4CFB8"/>
@@ -35442,7 +38263,7 @@
       </w:rPr>
     </w:lvl>
   </w:abstractNum>
-  <w:abstractNum w:abstractNumId="19" w15:restartNumberingAfterBreak="0">
+  <w:abstractNum w:abstractNumId="20" w15:restartNumberingAfterBreak="0">
     <w:nsid w:val="182A2BCE"/>
     <w:multiLevelType w:val="multilevel"/>
     <w:tmpl w:val="657E2994"/>
@@ -35559,7 +38380,7 @@
       </w:pPr>
     </w:lvl>
   </w:abstractNum>
-  <w:abstractNum w:abstractNumId="20" w15:restartNumberingAfterBreak="0">
+  <w:abstractNum w:abstractNumId="21" w15:restartNumberingAfterBreak="0">
     <w:nsid w:val="19A223A7"/>
     <w:multiLevelType w:val="hybridMultilevel"/>
     <w:tmpl w:val="58B82508"/>
@@ -35672,7 +38493,7 @@
       </w:rPr>
     </w:lvl>
   </w:abstractNum>
-  <w:abstractNum w:abstractNumId="21" w15:restartNumberingAfterBreak="0">
+  <w:abstractNum w:abstractNumId="22" w15:restartNumberingAfterBreak="0">
     <w:nsid w:val="1CFC1764"/>
     <w:multiLevelType w:val="multilevel"/>
     <w:tmpl w:val="38D23D06"/>
@@ -35821,7 +38642,7 @@
       </w:rPr>
     </w:lvl>
   </w:abstractNum>
-  <w:abstractNum w:abstractNumId="22" w15:restartNumberingAfterBreak="0">
+  <w:abstractNum w:abstractNumId="23" w15:restartNumberingAfterBreak="0">
     <w:nsid w:val="1D767AFF"/>
     <w:multiLevelType w:val="hybridMultilevel"/>
     <w:tmpl w:val="CB20089E"/>
@@ -35934,7 +38755,7 @@
       </w:rPr>
     </w:lvl>
   </w:abstractNum>
-  <w:abstractNum w:abstractNumId="23" w15:restartNumberingAfterBreak="0">
+  <w:abstractNum w:abstractNumId="24" w15:restartNumberingAfterBreak="0">
     <w:nsid w:val="22BB2B39"/>
     <w:multiLevelType w:val="multilevel"/>
     <w:tmpl w:val="C3A05CB8"/>
@@ -36083,7 +38904,7 @@
       </w:rPr>
     </w:lvl>
   </w:abstractNum>
-  <w:abstractNum w:abstractNumId="24" w15:restartNumberingAfterBreak="0">
+  <w:abstractNum w:abstractNumId="25" w15:restartNumberingAfterBreak="0">
     <w:nsid w:val="23E376B8"/>
     <w:multiLevelType w:val="hybridMultilevel"/>
     <w:tmpl w:val="1EB43A80"/>
@@ -36196,7 +39017,7 @@
       </w:rPr>
     </w:lvl>
   </w:abstractNum>
-  <w:abstractNum w:abstractNumId="25" w15:restartNumberingAfterBreak="0">
+  <w:abstractNum w:abstractNumId="26" w15:restartNumberingAfterBreak="0">
     <w:nsid w:val="241B5D96"/>
     <w:multiLevelType w:val="multilevel"/>
     <w:tmpl w:val="FD68105E"/>
@@ -36317,7 +39138,7 @@
       </w:pPr>
     </w:lvl>
   </w:abstractNum>
-  <w:abstractNum w:abstractNumId="26" w15:restartNumberingAfterBreak="0">
+  <w:abstractNum w:abstractNumId="27" w15:restartNumberingAfterBreak="0">
     <w:nsid w:val="24A62796"/>
     <w:multiLevelType w:val="multilevel"/>
     <w:tmpl w:val="CDC237A6"/>
@@ -36434,7 +39255,7 @@
       </w:pPr>
     </w:lvl>
   </w:abstractNum>
-  <w:abstractNum w:abstractNumId="27" w15:restartNumberingAfterBreak="0">
+  <w:abstractNum w:abstractNumId="28" w15:restartNumberingAfterBreak="0">
     <w:nsid w:val="24B03C63"/>
     <w:multiLevelType w:val="hybridMultilevel"/>
     <w:tmpl w:val="BA7CAB6C"/>
@@ -36547,7 +39368,7 @@
       </w:rPr>
     </w:lvl>
   </w:abstractNum>
-  <w:abstractNum w:abstractNumId="28" w15:restartNumberingAfterBreak="0">
+  <w:abstractNum w:abstractNumId="29" w15:restartNumberingAfterBreak="0">
     <w:nsid w:val="2529408A"/>
     <w:multiLevelType w:val="hybridMultilevel"/>
     <w:tmpl w:val="4A200EB4"/>
@@ -36660,7 +39481,7 @@
       </w:rPr>
     </w:lvl>
   </w:abstractNum>
-  <w:abstractNum w:abstractNumId="29" w15:restartNumberingAfterBreak="0">
+  <w:abstractNum w:abstractNumId="30" w15:restartNumberingAfterBreak="0">
     <w:nsid w:val="274E12E8"/>
     <w:multiLevelType w:val="multilevel"/>
     <w:tmpl w:val="F49E0C62"/>
@@ -36809,7 +39630,7 @@
       </w:rPr>
     </w:lvl>
   </w:abstractNum>
-  <w:abstractNum w:abstractNumId="30" w15:restartNumberingAfterBreak="0">
+  <w:abstractNum w:abstractNumId="31" w15:restartNumberingAfterBreak="0">
     <w:nsid w:val="27FD464B"/>
     <w:multiLevelType w:val="hybridMultilevel"/>
     <w:tmpl w:val="74684B0A"/>
@@ -36921,7 +39742,7 @@
       </w:rPr>
     </w:lvl>
   </w:abstractNum>
-  <w:abstractNum w:abstractNumId="31" w15:restartNumberingAfterBreak="0">
+  <w:abstractNum w:abstractNumId="32" w15:restartNumberingAfterBreak="0">
     <w:nsid w:val="296B2477"/>
     <w:multiLevelType w:val="multilevel"/>
     <w:tmpl w:val="44F0FEF2"/>
@@ -37042,7 +39863,7 @@
       </w:pPr>
     </w:lvl>
   </w:abstractNum>
-  <w:abstractNum w:abstractNumId="32" w15:restartNumberingAfterBreak="0">
+  <w:abstractNum w:abstractNumId="33" w15:restartNumberingAfterBreak="0">
     <w:nsid w:val="2AB93382"/>
     <w:multiLevelType w:val="multilevel"/>
     <w:tmpl w:val="7AFA2740"/>
@@ -37187,7 +40008,7 @@
       </w:rPr>
     </w:lvl>
   </w:abstractNum>
-  <w:abstractNum w:abstractNumId="33" w15:restartNumberingAfterBreak="0">
+  <w:abstractNum w:abstractNumId="34" w15:restartNumberingAfterBreak="0">
     <w:nsid w:val="2B6634FD"/>
     <w:multiLevelType w:val="hybridMultilevel"/>
     <w:tmpl w:val="0A9A2F5E"/>
@@ -37300,7 +40121,7 @@
       </w:rPr>
     </w:lvl>
   </w:abstractNum>
-  <w:abstractNum w:abstractNumId="34" w15:restartNumberingAfterBreak="0">
+  <w:abstractNum w:abstractNumId="35" w15:restartNumberingAfterBreak="0">
     <w:nsid w:val="2EB17BA2"/>
     <w:multiLevelType w:val="hybridMultilevel"/>
     <w:tmpl w:val="74C2AA64"/>
@@ -37413,7 +40234,7 @@
       </w:rPr>
     </w:lvl>
   </w:abstractNum>
-  <w:abstractNum w:abstractNumId="35" w15:restartNumberingAfterBreak="0">
+  <w:abstractNum w:abstractNumId="36" w15:restartNumberingAfterBreak="0">
     <w:nsid w:val="2F1C7CE1"/>
     <w:multiLevelType w:val="multilevel"/>
     <w:tmpl w:val="250C874C"/>
@@ -37534,7 +40355,7 @@
       </w:pPr>
     </w:lvl>
   </w:abstractNum>
-  <w:abstractNum w:abstractNumId="36" w15:restartNumberingAfterBreak="0">
+  <w:abstractNum w:abstractNumId="37" w15:restartNumberingAfterBreak="0">
     <w:nsid w:val="30206FA8"/>
     <w:multiLevelType w:val="hybridMultilevel"/>
     <w:tmpl w:val="8D5ECB24"/>
@@ -37647,7 +40468,7 @@
       </w:rPr>
     </w:lvl>
   </w:abstractNum>
-  <w:abstractNum w:abstractNumId="37" w15:restartNumberingAfterBreak="0">
+  <w:abstractNum w:abstractNumId="38" w15:restartNumberingAfterBreak="0">
     <w:nsid w:val="302A7612"/>
     <w:multiLevelType w:val="multilevel"/>
     <w:tmpl w:val="A8BEF730"/>
@@ -37760,7 +40581,7 @@
       </w:pPr>
     </w:lvl>
   </w:abstractNum>
-  <w:abstractNum w:abstractNumId="38" w15:restartNumberingAfterBreak="0">
+  <w:abstractNum w:abstractNumId="39" w15:restartNumberingAfterBreak="0">
     <w:nsid w:val="317104F9"/>
     <w:multiLevelType w:val="multilevel"/>
     <w:tmpl w:val="EA02D40C"/>
@@ -37909,7 +40730,7 @@
       </w:rPr>
     </w:lvl>
   </w:abstractNum>
-  <w:abstractNum w:abstractNumId="39" w15:restartNumberingAfterBreak="0">
+  <w:abstractNum w:abstractNumId="40" w15:restartNumberingAfterBreak="0">
     <w:nsid w:val="31E85F4D"/>
     <w:multiLevelType w:val="hybridMultilevel"/>
     <w:tmpl w:val="0AB06050"/>
@@ -38022,7 +40843,7 @@
       </w:rPr>
     </w:lvl>
   </w:abstractNum>
-  <w:abstractNum w:abstractNumId="40" w15:restartNumberingAfterBreak="0">
+  <w:abstractNum w:abstractNumId="41" w15:restartNumberingAfterBreak="0">
     <w:nsid w:val="325B78C1"/>
     <w:multiLevelType w:val="hybridMultilevel"/>
     <w:tmpl w:val="0DF282BC"/>
@@ -38135,7 +40956,7 @@
       </w:rPr>
     </w:lvl>
   </w:abstractNum>
-  <w:abstractNum w:abstractNumId="41" w15:restartNumberingAfterBreak="0">
+  <w:abstractNum w:abstractNumId="42" w15:restartNumberingAfterBreak="0">
     <w:nsid w:val="35694A79"/>
     <w:multiLevelType w:val="multilevel"/>
     <w:tmpl w:val="810E7E32"/>
@@ -38248,7 +41069,7 @@
       </w:pPr>
     </w:lvl>
   </w:abstractNum>
-  <w:abstractNum w:abstractNumId="42" w15:restartNumberingAfterBreak="0">
+  <w:abstractNum w:abstractNumId="43" w15:restartNumberingAfterBreak="0">
     <w:nsid w:val="358F6290"/>
     <w:multiLevelType w:val="multilevel"/>
     <w:tmpl w:val="E828F046"/>
@@ -38369,7 +41190,7 @@
       </w:pPr>
     </w:lvl>
   </w:abstractNum>
-  <w:abstractNum w:abstractNumId="43" w15:restartNumberingAfterBreak="0">
+  <w:abstractNum w:abstractNumId="44" w15:restartNumberingAfterBreak="0">
     <w:nsid w:val="35B35B25"/>
     <w:multiLevelType w:val="multilevel"/>
     <w:tmpl w:val="DE1EA378"/>
@@ -38518,7 +41339,7 @@
       </w:rPr>
     </w:lvl>
   </w:abstractNum>
-  <w:abstractNum w:abstractNumId="44" w15:restartNumberingAfterBreak="0">
+  <w:abstractNum w:abstractNumId="45" w15:restartNumberingAfterBreak="0">
     <w:nsid w:val="38CE7618"/>
     <w:multiLevelType w:val="hybridMultilevel"/>
     <w:tmpl w:val="9A82FE4E"/>
@@ -38631,7 +41452,7 @@
       </w:rPr>
     </w:lvl>
   </w:abstractNum>
-  <w:abstractNum w:abstractNumId="45" w15:restartNumberingAfterBreak="0">
+  <w:abstractNum w:abstractNumId="46" w15:restartNumberingAfterBreak="0">
     <w:nsid w:val="3B545019"/>
     <w:multiLevelType w:val="multilevel"/>
     <w:tmpl w:val="242E443A"/>
@@ -38780,7 +41601,7 @@
       </w:rPr>
     </w:lvl>
   </w:abstractNum>
-  <w:abstractNum w:abstractNumId="46" w15:restartNumberingAfterBreak="0">
+  <w:abstractNum w:abstractNumId="47" w15:restartNumberingAfterBreak="0">
     <w:nsid w:val="3C0718C9"/>
     <w:multiLevelType w:val="hybridMultilevel"/>
     <w:tmpl w:val="3F609784"/>
@@ -38893,7 +41714,7 @@
       </w:rPr>
     </w:lvl>
   </w:abstractNum>
-  <w:abstractNum w:abstractNumId="47" w15:restartNumberingAfterBreak="0">
+  <w:abstractNum w:abstractNumId="48" w15:restartNumberingAfterBreak="0">
     <w:nsid w:val="3C942954"/>
     <w:multiLevelType w:val="multilevel"/>
     <w:tmpl w:val="4A423FAE"/>
@@ -39042,7 +41863,7 @@
       </w:rPr>
     </w:lvl>
   </w:abstractNum>
-  <w:abstractNum w:abstractNumId="48" w15:restartNumberingAfterBreak="0">
+  <w:abstractNum w:abstractNumId="49" w15:restartNumberingAfterBreak="0">
     <w:nsid w:val="3CE56A28"/>
     <w:multiLevelType w:val="multilevel"/>
     <w:tmpl w:val="122A2B56"/>
@@ -39187,7 +42008,7 @@
       </w:rPr>
     </w:lvl>
   </w:abstractNum>
-  <w:abstractNum w:abstractNumId="49" w15:restartNumberingAfterBreak="0">
+  <w:abstractNum w:abstractNumId="50" w15:restartNumberingAfterBreak="0">
     <w:nsid w:val="3DE5356C"/>
     <w:multiLevelType w:val="hybridMultilevel"/>
     <w:tmpl w:val="04E05B94"/>
@@ -39300,7 +42121,7 @@
       </w:rPr>
     </w:lvl>
   </w:abstractNum>
-  <w:abstractNum w:abstractNumId="50" w15:restartNumberingAfterBreak="0">
+  <w:abstractNum w:abstractNumId="51" w15:restartNumberingAfterBreak="0">
     <w:nsid w:val="3F9508E2"/>
     <w:multiLevelType w:val="multilevel"/>
     <w:tmpl w:val="08B69932"/>
@@ -39413,7 +42234,7 @@
       </w:pPr>
     </w:lvl>
   </w:abstractNum>
-  <w:abstractNum w:abstractNumId="51" w15:restartNumberingAfterBreak="0">
+  <w:abstractNum w:abstractNumId="52" w15:restartNumberingAfterBreak="0">
     <w:nsid w:val="411B5D80"/>
     <w:multiLevelType w:val="multilevel"/>
     <w:tmpl w:val="8CD8C4A2"/>
@@ -39530,7 +42351,7 @@
       </w:pPr>
     </w:lvl>
   </w:abstractNum>
-  <w:abstractNum w:abstractNumId="52" w15:restartNumberingAfterBreak="0">
+  <w:abstractNum w:abstractNumId="53" w15:restartNumberingAfterBreak="0">
     <w:nsid w:val="413E2842"/>
     <w:multiLevelType w:val="multilevel"/>
     <w:tmpl w:val="712864AA"/>
@@ -39647,7 +42468,7 @@
       </w:pPr>
     </w:lvl>
   </w:abstractNum>
-  <w:abstractNum w:abstractNumId="53" w15:restartNumberingAfterBreak="0">
+  <w:abstractNum w:abstractNumId="54" w15:restartNumberingAfterBreak="0">
     <w:nsid w:val="43B24D08"/>
     <w:multiLevelType w:val="hybridMultilevel"/>
     <w:tmpl w:val="BC384218"/>
@@ -39760,7 +42581,7 @@
       </w:rPr>
     </w:lvl>
   </w:abstractNum>
-  <w:abstractNum w:abstractNumId="54" w15:restartNumberingAfterBreak="0">
+  <w:abstractNum w:abstractNumId="55" w15:restartNumberingAfterBreak="0">
     <w:nsid w:val="444A0CC1"/>
     <w:multiLevelType w:val="hybridMultilevel"/>
     <w:tmpl w:val="0C94ED34"/>
@@ -39873,7 +42694,7 @@
       </w:rPr>
     </w:lvl>
   </w:abstractNum>
-  <w:abstractNum w:abstractNumId="55" w15:restartNumberingAfterBreak="0">
+  <w:abstractNum w:abstractNumId="56" w15:restartNumberingAfterBreak="0">
     <w:nsid w:val="453C411D"/>
     <w:multiLevelType w:val="multilevel"/>
     <w:tmpl w:val="65864286"/>
@@ -40022,7 +42843,7 @@
       </w:rPr>
     </w:lvl>
   </w:abstractNum>
-  <w:abstractNum w:abstractNumId="56" w15:restartNumberingAfterBreak="0">
+  <w:abstractNum w:abstractNumId="57" w15:restartNumberingAfterBreak="0">
     <w:nsid w:val="455C2288"/>
     <w:multiLevelType w:val="multilevel"/>
     <w:tmpl w:val="D968013C"/>
@@ -40171,7 +42992,7 @@
       </w:rPr>
     </w:lvl>
   </w:abstractNum>
-  <w:abstractNum w:abstractNumId="57" w15:restartNumberingAfterBreak="0">
+  <w:abstractNum w:abstractNumId="58" w15:restartNumberingAfterBreak="0">
     <w:nsid w:val="478B5287"/>
     <w:multiLevelType w:val="multilevel"/>
     <w:tmpl w:val="A1A0E97E"/>
@@ -40296,7 +43117,7 @@
       </w:pPr>
     </w:lvl>
   </w:abstractNum>
-  <w:abstractNum w:abstractNumId="58" w15:restartNumberingAfterBreak="0">
+  <w:abstractNum w:abstractNumId="59" w15:restartNumberingAfterBreak="0">
     <w:nsid w:val="4B2C2842"/>
     <w:multiLevelType w:val="multilevel"/>
     <w:tmpl w:val="33E06906"/>
@@ -40445,7 +43266,7 @@
       </w:rPr>
     </w:lvl>
   </w:abstractNum>
-  <w:abstractNum w:abstractNumId="59" w15:restartNumberingAfterBreak="0">
+  <w:abstractNum w:abstractNumId="60" w15:restartNumberingAfterBreak="0">
     <w:nsid w:val="4BD86ECC"/>
     <w:multiLevelType w:val="multilevel"/>
     <w:tmpl w:val="C8DAD3D2"/>
@@ -40558,7 +43379,7 @@
       </w:pPr>
     </w:lvl>
   </w:abstractNum>
-  <w:abstractNum w:abstractNumId="60" w15:restartNumberingAfterBreak="0">
+  <w:abstractNum w:abstractNumId="61" w15:restartNumberingAfterBreak="0">
     <w:nsid w:val="4C372347"/>
     <w:multiLevelType w:val="multilevel"/>
     <w:tmpl w:val="0FAA3F3E"/>
@@ -40675,7 +43496,7 @@
       </w:pPr>
     </w:lvl>
   </w:abstractNum>
-  <w:abstractNum w:abstractNumId="61" w15:restartNumberingAfterBreak="0">
+  <w:abstractNum w:abstractNumId="62" w15:restartNumberingAfterBreak="0">
     <w:nsid w:val="4CBA3D29"/>
     <w:multiLevelType w:val="multilevel"/>
     <w:tmpl w:val="42CABAC8"/>
@@ -40824,7 +43645,7 @@
       </w:rPr>
     </w:lvl>
   </w:abstractNum>
-  <w:abstractNum w:abstractNumId="62" w15:restartNumberingAfterBreak="0">
+  <w:abstractNum w:abstractNumId="63" w15:restartNumberingAfterBreak="0">
     <w:nsid w:val="4CC02CF3"/>
     <w:multiLevelType w:val="multilevel"/>
     <w:tmpl w:val="536CD380"/>
@@ -40941,7 +43762,7 @@
       </w:pPr>
     </w:lvl>
   </w:abstractNum>
-  <w:abstractNum w:abstractNumId="63" w15:restartNumberingAfterBreak="0">
+  <w:abstractNum w:abstractNumId="64" w15:restartNumberingAfterBreak="0">
     <w:nsid w:val="4DEA5E6C"/>
     <w:multiLevelType w:val="hybridMultilevel"/>
     <w:tmpl w:val="34DC4016"/>
@@ -41054,7 +43875,7 @@
       </w:rPr>
     </w:lvl>
   </w:abstractNum>
-  <w:abstractNum w:abstractNumId="64" w15:restartNumberingAfterBreak="0">
+  <w:abstractNum w:abstractNumId="65" w15:restartNumberingAfterBreak="0">
     <w:nsid w:val="50B57B9B"/>
     <w:multiLevelType w:val="multilevel"/>
     <w:tmpl w:val="604E15B0"/>
@@ -41175,7 +43996,7 @@
       </w:pPr>
     </w:lvl>
   </w:abstractNum>
-  <w:abstractNum w:abstractNumId="65" w15:restartNumberingAfterBreak="0">
+  <w:abstractNum w:abstractNumId="66" w15:restartNumberingAfterBreak="0">
     <w:nsid w:val="50FA48BE"/>
     <w:multiLevelType w:val="multilevel"/>
     <w:tmpl w:val="E6D29BCE"/>
@@ -41324,7 +44145,7 @@
       </w:rPr>
     </w:lvl>
   </w:abstractNum>
-  <w:abstractNum w:abstractNumId="66" w15:restartNumberingAfterBreak="0">
+  <w:abstractNum w:abstractNumId="67" w15:restartNumberingAfterBreak="0">
     <w:nsid w:val="51527434"/>
     <w:multiLevelType w:val="hybridMultilevel"/>
     <w:tmpl w:val="8AFED9B8"/>
@@ -41437,7 +44258,7 @@
       </w:rPr>
     </w:lvl>
   </w:abstractNum>
-  <w:abstractNum w:abstractNumId="67" w15:restartNumberingAfterBreak="0">
+  <w:abstractNum w:abstractNumId="68" w15:restartNumberingAfterBreak="0">
     <w:nsid w:val="523F7B6B"/>
     <w:multiLevelType w:val="multilevel"/>
     <w:tmpl w:val="634A689C"/>
@@ -41582,7 +44403,7 @@
       </w:rPr>
     </w:lvl>
   </w:abstractNum>
-  <w:abstractNum w:abstractNumId="68" w15:restartNumberingAfterBreak="0">
+  <w:abstractNum w:abstractNumId="69" w15:restartNumberingAfterBreak="0">
     <w:nsid w:val="524F7606"/>
     <w:multiLevelType w:val="hybridMultilevel"/>
     <w:tmpl w:val="9D844F92"/>
@@ -41671,7 +44492,7 @@
       </w:pPr>
     </w:lvl>
   </w:abstractNum>
-  <w:abstractNum w:abstractNumId="69" w15:restartNumberingAfterBreak="0">
+  <w:abstractNum w:abstractNumId="70" w15:restartNumberingAfterBreak="0">
     <w:nsid w:val="52DE4F41"/>
     <w:multiLevelType w:val="multilevel"/>
     <w:tmpl w:val="76B8D6BC"/>
@@ -41788,7 +44609,7 @@
       </w:pPr>
     </w:lvl>
   </w:abstractNum>
-  <w:abstractNum w:abstractNumId="70" w15:restartNumberingAfterBreak="0">
+  <w:abstractNum w:abstractNumId="71" w15:restartNumberingAfterBreak="0">
     <w:nsid w:val="52E96A7E"/>
     <w:multiLevelType w:val="multilevel"/>
     <w:tmpl w:val="425E7EF2"/>
@@ -41937,7 +44758,7 @@
       </w:rPr>
     </w:lvl>
   </w:abstractNum>
-  <w:abstractNum w:abstractNumId="71" w15:restartNumberingAfterBreak="0">
+  <w:abstractNum w:abstractNumId="72" w15:restartNumberingAfterBreak="0">
     <w:nsid w:val="52FE1BE5"/>
     <w:multiLevelType w:val="hybridMultilevel"/>
     <w:tmpl w:val="CFD48470"/>
@@ -42050,7 +44871,7 @@
       </w:rPr>
     </w:lvl>
   </w:abstractNum>
-  <w:abstractNum w:abstractNumId="72" w15:restartNumberingAfterBreak="0">
+  <w:abstractNum w:abstractNumId="73" w15:restartNumberingAfterBreak="0">
     <w:nsid w:val="53B16C5F"/>
     <w:multiLevelType w:val="multilevel"/>
     <w:tmpl w:val="8E420AF8"/>
@@ -42199,7 +45020,305 @@
       </w:rPr>
     </w:lvl>
   </w:abstractNum>
-  <w:abstractNum w:abstractNumId="73" w15:restartNumberingAfterBreak="0">
+  <w:abstractNum w:abstractNumId="74" w15:restartNumberingAfterBreak="0">
+    <w:nsid w:val="53BF0B1D"/>
+    <w:multiLevelType w:val="multilevel"/>
+    <w:tmpl w:val="2E585198"/>
+    <w:lvl w:ilvl="0">
+      <w:start w:val="1"/>
+      <w:numFmt w:val="bullet"/>
+      <w:lvlText w:val=""/>
+      <w:lvlJc w:val="left"/>
+      <w:pPr>
+        <w:tabs>
+          <w:tab w:val="num" w:pos="720"/>
+        </w:tabs>
+        <w:ind w:left="720" w:hanging="360"/>
+      </w:pPr>
+      <w:rPr>
+        <w:rFonts w:ascii="Symbol" w:hAnsi="Symbol" w:hint="default"/>
+        <w:sz w:val="20"/>
+      </w:rPr>
+    </w:lvl>
+    <w:lvl w:ilvl="1" w:tentative="1">
+      <w:start w:val="1"/>
+      <w:numFmt w:val="bullet"/>
+      <w:lvlText w:val="o"/>
+      <w:lvlJc w:val="left"/>
+      <w:pPr>
+        <w:tabs>
+          <w:tab w:val="num" w:pos="1440"/>
+        </w:tabs>
+        <w:ind w:left="1440" w:hanging="360"/>
+      </w:pPr>
+      <w:rPr>
+        <w:rFonts w:ascii="Courier New" w:hAnsi="Courier New" w:hint="default"/>
+        <w:sz w:val="20"/>
+      </w:rPr>
+    </w:lvl>
+    <w:lvl w:ilvl="2" w:tentative="1">
+      <w:start w:val="1"/>
+      <w:numFmt w:val="bullet"/>
+      <w:lvlText w:val=""/>
+      <w:lvlJc w:val="left"/>
+      <w:pPr>
+        <w:tabs>
+          <w:tab w:val="num" w:pos="2160"/>
+        </w:tabs>
+        <w:ind w:left="2160" w:hanging="360"/>
+      </w:pPr>
+      <w:rPr>
+        <w:rFonts w:ascii="Wingdings" w:hAnsi="Wingdings" w:hint="default"/>
+        <w:sz w:val="20"/>
+      </w:rPr>
+    </w:lvl>
+    <w:lvl w:ilvl="3" w:tentative="1">
+      <w:start w:val="1"/>
+      <w:numFmt w:val="bullet"/>
+      <w:lvlText w:val=""/>
+      <w:lvlJc w:val="left"/>
+      <w:pPr>
+        <w:tabs>
+          <w:tab w:val="num" w:pos="2880"/>
+        </w:tabs>
+        <w:ind w:left="2880" w:hanging="360"/>
+      </w:pPr>
+      <w:rPr>
+        <w:rFonts w:ascii="Wingdings" w:hAnsi="Wingdings" w:hint="default"/>
+        <w:sz w:val="20"/>
+      </w:rPr>
+    </w:lvl>
+    <w:lvl w:ilvl="4" w:tentative="1">
+      <w:start w:val="1"/>
+      <w:numFmt w:val="bullet"/>
+      <w:lvlText w:val=""/>
+      <w:lvlJc w:val="left"/>
+      <w:pPr>
+        <w:tabs>
+          <w:tab w:val="num" w:pos="3600"/>
+        </w:tabs>
+        <w:ind w:left="3600" w:hanging="360"/>
+      </w:pPr>
+      <w:rPr>
+        <w:rFonts w:ascii="Wingdings" w:hAnsi="Wingdings" w:hint="default"/>
+        <w:sz w:val="20"/>
+      </w:rPr>
+    </w:lvl>
+    <w:lvl w:ilvl="5" w:tentative="1">
+      <w:start w:val="1"/>
+      <w:numFmt w:val="bullet"/>
+      <w:lvlText w:val=""/>
+      <w:lvlJc w:val="left"/>
+      <w:pPr>
+        <w:tabs>
+          <w:tab w:val="num" w:pos="4320"/>
+        </w:tabs>
+        <w:ind w:left="4320" w:hanging="360"/>
+      </w:pPr>
+      <w:rPr>
+        <w:rFonts w:ascii="Wingdings" w:hAnsi="Wingdings" w:hint="default"/>
+        <w:sz w:val="20"/>
+      </w:rPr>
+    </w:lvl>
+    <w:lvl w:ilvl="6" w:tentative="1">
+      <w:start w:val="1"/>
+      <w:numFmt w:val="bullet"/>
+      <w:lvlText w:val=""/>
+      <w:lvlJc w:val="left"/>
+      <w:pPr>
+        <w:tabs>
+          <w:tab w:val="num" w:pos="5040"/>
+        </w:tabs>
+        <w:ind w:left="5040" w:hanging="360"/>
+      </w:pPr>
+      <w:rPr>
+        <w:rFonts w:ascii="Wingdings" w:hAnsi="Wingdings" w:hint="default"/>
+        <w:sz w:val="20"/>
+      </w:rPr>
+    </w:lvl>
+    <w:lvl w:ilvl="7" w:tentative="1">
+      <w:start w:val="1"/>
+      <w:numFmt w:val="bullet"/>
+      <w:lvlText w:val=""/>
+      <w:lvlJc w:val="left"/>
+      <w:pPr>
+        <w:tabs>
+          <w:tab w:val="num" w:pos="5760"/>
+        </w:tabs>
+        <w:ind w:left="5760" w:hanging="360"/>
+      </w:pPr>
+      <w:rPr>
+        <w:rFonts w:ascii="Wingdings" w:hAnsi="Wingdings" w:hint="default"/>
+        <w:sz w:val="20"/>
+      </w:rPr>
+    </w:lvl>
+    <w:lvl w:ilvl="8" w:tentative="1">
+      <w:start w:val="1"/>
+      <w:numFmt w:val="bullet"/>
+      <w:lvlText w:val=""/>
+      <w:lvlJc w:val="left"/>
+      <w:pPr>
+        <w:tabs>
+          <w:tab w:val="num" w:pos="6480"/>
+        </w:tabs>
+        <w:ind w:left="6480" w:hanging="360"/>
+      </w:pPr>
+      <w:rPr>
+        <w:rFonts w:ascii="Wingdings" w:hAnsi="Wingdings" w:hint="default"/>
+        <w:sz w:val="20"/>
+      </w:rPr>
+    </w:lvl>
+  </w:abstractNum>
+  <w:abstractNum w:abstractNumId="75" w15:restartNumberingAfterBreak="0">
+    <w:nsid w:val="53F065A7"/>
+    <w:multiLevelType w:val="multilevel"/>
+    <w:tmpl w:val="F8825398"/>
+    <w:lvl w:ilvl="0">
+      <w:start w:val="1"/>
+      <w:numFmt w:val="bullet"/>
+      <w:lvlText w:val=""/>
+      <w:lvlJc w:val="left"/>
+      <w:pPr>
+        <w:tabs>
+          <w:tab w:val="num" w:pos="720"/>
+        </w:tabs>
+        <w:ind w:left="720" w:hanging="360"/>
+      </w:pPr>
+      <w:rPr>
+        <w:rFonts w:ascii="Symbol" w:hAnsi="Symbol" w:hint="default"/>
+        <w:sz w:val="20"/>
+      </w:rPr>
+    </w:lvl>
+    <w:lvl w:ilvl="1" w:tentative="1">
+      <w:start w:val="1"/>
+      <w:numFmt w:val="bullet"/>
+      <w:lvlText w:val="o"/>
+      <w:lvlJc w:val="left"/>
+      <w:pPr>
+        <w:tabs>
+          <w:tab w:val="num" w:pos="1440"/>
+        </w:tabs>
+        <w:ind w:left="1440" w:hanging="360"/>
+      </w:pPr>
+      <w:rPr>
+        <w:rFonts w:ascii="Courier New" w:hAnsi="Courier New" w:hint="default"/>
+        <w:sz w:val="20"/>
+      </w:rPr>
+    </w:lvl>
+    <w:lvl w:ilvl="2" w:tentative="1">
+      <w:start w:val="1"/>
+      <w:numFmt w:val="bullet"/>
+      <w:lvlText w:val=""/>
+      <w:lvlJc w:val="left"/>
+      <w:pPr>
+        <w:tabs>
+          <w:tab w:val="num" w:pos="2160"/>
+        </w:tabs>
+        <w:ind w:left="2160" w:hanging="360"/>
+      </w:pPr>
+      <w:rPr>
+        <w:rFonts w:ascii="Wingdings" w:hAnsi="Wingdings" w:hint="default"/>
+        <w:sz w:val="20"/>
+      </w:rPr>
+    </w:lvl>
+    <w:lvl w:ilvl="3" w:tentative="1">
+      <w:start w:val="1"/>
+      <w:numFmt w:val="bullet"/>
+      <w:lvlText w:val=""/>
+      <w:lvlJc w:val="left"/>
+      <w:pPr>
+        <w:tabs>
+          <w:tab w:val="num" w:pos="2880"/>
+        </w:tabs>
+        <w:ind w:left="2880" w:hanging="360"/>
+      </w:pPr>
+      <w:rPr>
+        <w:rFonts w:ascii="Wingdings" w:hAnsi="Wingdings" w:hint="default"/>
+        <w:sz w:val="20"/>
+      </w:rPr>
+    </w:lvl>
+    <w:lvl w:ilvl="4" w:tentative="1">
+      <w:start w:val="1"/>
+      <w:numFmt w:val="bullet"/>
+      <w:lvlText w:val=""/>
+      <w:lvlJc w:val="left"/>
+      <w:pPr>
+        <w:tabs>
+          <w:tab w:val="num" w:pos="3600"/>
+        </w:tabs>
+        <w:ind w:left="3600" w:hanging="360"/>
+      </w:pPr>
+      <w:rPr>
+        <w:rFonts w:ascii="Wingdings" w:hAnsi="Wingdings" w:hint="default"/>
+        <w:sz w:val="20"/>
+      </w:rPr>
+    </w:lvl>
+    <w:lvl w:ilvl="5" w:tentative="1">
+      <w:start w:val="1"/>
+      <w:numFmt w:val="bullet"/>
+      <w:lvlText w:val=""/>
+      <w:lvlJc w:val="left"/>
+      <w:pPr>
+        <w:tabs>
+          <w:tab w:val="num" w:pos="4320"/>
+        </w:tabs>
+        <w:ind w:left="4320" w:hanging="360"/>
+      </w:pPr>
+      <w:rPr>
+        <w:rFonts w:ascii="Wingdings" w:hAnsi="Wingdings" w:hint="default"/>
+        <w:sz w:val="20"/>
+      </w:rPr>
+    </w:lvl>
+    <w:lvl w:ilvl="6" w:tentative="1">
+      <w:start w:val="1"/>
+      <w:numFmt w:val="bullet"/>
+      <w:lvlText w:val=""/>
+      <w:lvlJc w:val="left"/>
+      <w:pPr>
+        <w:tabs>
+          <w:tab w:val="num" w:pos="5040"/>
+        </w:tabs>
+        <w:ind w:left="5040" w:hanging="360"/>
+      </w:pPr>
+      <w:rPr>
+        <w:rFonts w:ascii="Wingdings" w:hAnsi="Wingdings" w:hint="default"/>
+        <w:sz w:val="20"/>
+      </w:rPr>
+    </w:lvl>
+    <w:lvl w:ilvl="7" w:tentative="1">
+      <w:start w:val="1"/>
+      <w:numFmt w:val="bullet"/>
+      <w:lvlText w:val=""/>
+      <w:lvlJc w:val="left"/>
+      <w:pPr>
+        <w:tabs>
+          <w:tab w:val="num" w:pos="5760"/>
+        </w:tabs>
+        <w:ind w:left="5760" w:hanging="360"/>
+      </w:pPr>
+      <w:rPr>
+        <w:rFonts w:ascii="Wingdings" w:hAnsi="Wingdings" w:hint="default"/>
+        <w:sz w:val="20"/>
+      </w:rPr>
+    </w:lvl>
+    <w:lvl w:ilvl="8" w:tentative="1">
+      <w:start w:val="1"/>
+      <w:numFmt w:val="bullet"/>
+      <w:lvlText w:val=""/>
+      <w:lvlJc w:val="left"/>
+      <w:pPr>
+        <w:tabs>
+          <w:tab w:val="num" w:pos="6480"/>
+        </w:tabs>
+        <w:ind w:left="6480" w:hanging="360"/>
+      </w:pPr>
+      <w:rPr>
+        <w:rFonts w:ascii="Wingdings" w:hAnsi="Wingdings" w:hint="default"/>
+        <w:sz w:val="20"/>
+      </w:rPr>
+    </w:lvl>
+  </w:abstractNum>
+  <w:abstractNum w:abstractNumId="76" w15:restartNumberingAfterBreak="0">
     <w:nsid w:val="53F46DC5"/>
     <w:multiLevelType w:val="hybridMultilevel"/>
     <w:tmpl w:val="C4FC9BA2"/>
@@ -42312,7 +45431,7 @@
       </w:rPr>
     </w:lvl>
   </w:abstractNum>
-  <w:abstractNum w:abstractNumId="74" w15:restartNumberingAfterBreak="0">
+  <w:abstractNum w:abstractNumId="77" w15:restartNumberingAfterBreak="0">
     <w:nsid w:val="5583379E"/>
     <w:multiLevelType w:val="hybridMultilevel"/>
     <w:tmpl w:val="C64607B6"/>
@@ -42425,7 +45544,7 @@
       </w:rPr>
     </w:lvl>
   </w:abstractNum>
-  <w:abstractNum w:abstractNumId="75" w15:restartNumberingAfterBreak="0">
+  <w:abstractNum w:abstractNumId="78" w15:restartNumberingAfterBreak="0">
     <w:nsid w:val="571342D3"/>
     <w:multiLevelType w:val="multilevel"/>
     <w:tmpl w:val="D76831CC"/>
@@ -42538,7 +45657,7 @@
       </w:pPr>
     </w:lvl>
   </w:abstractNum>
-  <w:abstractNum w:abstractNumId="76" w15:restartNumberingAfterBreak="0">
+  <w:abstractNum w:abstractNumId="79" w15:restartNumberingAfterBreak="0">
     <w:nsid w:val="586676AC"/>
     <w:multiLevelType w:val="multilevel"/>
     <w:tmpl w:val="0CA0D3E6"/>
@@ -42687,7 +45806,7 @@
       </w:rPr>
     </w:lvl>
   </w:abstractNum>
-  <w:abstractNum w:abstractNumId="77" w15:restartNumberingAfterBreak="0">
+  <w:abstractNum w:abstractNumId="80" w15:restartNumberingAfterBreak="0">
     <w:nsid w:val="5AF95928"/>
     <w:multiLevelType w:val="multilevel"/>
     <w:tmpl w:val="19A42F88"/>
@@ -42804,7 +45923,7 @@
       </w:pPr>
     </w:lvl>
   </w:abstractNum>
-  <w:abstractNum w:abstractNumId="78" w15:restartNumberingAfterBreak="0">
+  <w:abstractNum w:abstractNumId="81" w15:restartNumberingAfterBreak="0">
     <w:nsid w:val="5D3D2867"/>
     <w:multiLevelType w:val="multilevel"/>
     <w:tmpl w:val="472A62A4"/>
@@ -42921,7 +46040,7 @@
       </w:pPr>
     </w:lvl>
   </w:abstractNum>
-  <w:abstractNum w:abstractNumId="79" w15:restartNumberingAfterBreak="0">
+  <w:abstractNum w:abstractNumId="82" w15:restartNumberingAfterBreak="0">
     <w:nsid w:val="5DBE08C6"/>
     <w:multiLevelType w:val="hybridMultilevel"/>
     <w:tmpl w:val="843C64AC"/>
@@ -43034,7 +46153,7 @@
       </w:rPr>
     </w:lvl>
   </w:abstractNum>
-  <w:abstractNum w:abstractNumId="80" w15:restartNumberingAfterBreak="0">
+  <w:abstractNum w:abstractNumId="83" w15:restartNumberingAfterBreak="0">
     <w:nsid w:val="5E121483"/>
     <w:multiLevelType w:val="multilevel"/>
     <w:tmpl w:val="29ECA98C"/>
@@ -43183,7 +46302,7 @@
       </w:rPr>
     </w:lvl>
   </w:abstractNum>
-  <w:abstractNum w:abstractNumId="81" w15:restartNumberingAfterBreak="0">
+  <w:abstractNum w:abstractNumId="84" w15:restartNumberingAfterBreak="0">
     <w:nsid w:val="5E786395"/>
     <w:multiLevelType w:val="multilevel"/>
     <w:tmpl w:val="3D52EA20"/>
@@ -43332,7 +46451,7 @@
       </w:rPr>
     </w:lvl>
   </w:abstractNum>
-  <w:abstractNum w:abstractNumId="82" w15:restartNumberingAfterBreak="0">
+  <w:abstractNum w:abstractNumId="85" w15:restartNumberingAfterBreak="0">
     <w:nsid w:val="5E8278BD"/>
     <w:multiLevelType w:val="hybridMultilevel"/>
     <w:tmpl w:val="8D3A6BE8"/>
@@ -43418,7 +46537,7 @@
       </w:pPr>
     </w:lvl>
   </w:abstractNum>
-  <w:abstractNum w:abstractNumId="83" w15:restartNumberingAfterBreak="0">
+  <w:abstractNum w:abstractNumId="86" w15:restartNumberingAfterBreak="0">
     <w:nsid w:val="61181A62"/>
     <w:multiLevelType w:val="multilevel"/>
     <w:tmpl w:val="9224D71E"/>
@@ -43567,7 +46686,7 @@
       </w:rPr>
     </w:lvl>
   </w:abstractNum>
-  <w:abstractNum w:abstractNumId="84" w15:restartNumberingAfterBreak="0">
+  <w:abstractNum w:abstractNumId="87" w15:restartNumberingAfterBreak="0">
     <w:nsid w:val="61930441"/>
     <w:multiLevelType w:val="hybridMultilevel"/>
     <w:tmpl w:val="D22C9360"/>
@@ -43680,7 +46799,7 @@
       </w:rPr>
     </w:lvl>
   </w:abstractNum>
-  <w:abstractNum w:abstractNumId="85" w15:restartNumberingAfterBreak="0">
+  <w:abstractNum w:abstractNumId="88" w15:restartNumberingAfterBreak="0">
     <w:nsid w:val="629E1261"/>
     <w:multiLevelType w:val="multilevel"/>
     <w:tmpl w:val="680E6536"/>
@@ -43801,7 +46920,124 @@
       </w:pPr>
     </w:lvl>
   </w:abstractNum>
-  <w:abstractNum w:abstractNumId="86" w15:restartNumberingAfterBreak="0">
+  <w:abstractNum w:abstractNumId="89" w15:restartNumberingAfterBreak="0">
+    <w:nsid w:val="64667501"/>
+    <w:multiLevelType w:val="multilevel"/>
+    <w:tmpl w:val="E6AACF3A"/>
+    <w:lvl w:ilvl="0">
+      <w:start w:val="1"/>
+      <w:numFmt w:val="decimal"/>
+      <w:lvlText w:val="%1."/>
+      <w:lvlJc w:val="left"/>
+      <w:pPr>
+        <w:tabs>
+          <w:tab w:val="num" w:pos="720"/>
+        </w:tabs>
+        <w:ind w:left="720" w:hanging="360"/>
+      </w:pPr>
+    </w:lvl>
+    <w:lvl w:ilvl="1">
+      <w:start w:val="1"/>
+      <w:numFmt w:val="bullet"/>
+      <w:lvlText w:val="o"/>
+      <w:lvlJc w:val="left"/>
+      <w:pPr>
+        <w:tabs>
+          <w:tab w:val="num" w:pos="1440"/>
+        </w:tabs>
+        <w:ind w:left="1440" w:hanging="360"/>
+      </w:pPr>
+      <w:rPr>
+        <w:rFonts w:ascii="Courier New" w:hAnsi="Courier New" w:hint="default"/>
+        <w:sz w:val="20"/>
+      </w:rPr>
+    </w:lvl>
+    <w:lvl w:ilvl="2" w:tentative="1">
+      <w:start w:val="1"/>
+      <w:numFmt w:val="decimal"/>
+      <w:lvlText w:val="%3."/>
+      <w:lvlJc w:val="left"/>
+      <w:pPr>
+        <w:tabs>
+          <w:tab w:val="num" w:pos="2160"/>
+        </w:tabs>
+        <w:ind w:left="2160" w:hanging="360"/>
+      </w:pPr>
+    </w:lvl>
+    <w:lvl w:ilvl="3" w:tentative="1">
+      <w:start w:val="1"/>
+      <w:numFmt w:val="decimal"/>
+      <w:lvlText w:val="%4."/>
+      <w:lvlJc w:val="left"/>
+      <w:pPr>
+        <w:tabs>
+          <w:tab w:val="num" w:pos="2880"/>
+        </w:tabs>
+        <w:ind w:left="2880" w:hanging="360"/>
+      </w:pPr>
+    </w:lvl>
+    <w:lvl w:ilvl="4" w:tentative="1">
+      <w:start w:val="1"/>
+      <w:numFmt w:val="decimal"/>
+      <w:lvlText w:val="%5."/>
+      <w:lvlJc w:val="left"/>
+      <w:pPr>
+        <w:tabs>
+          <w:tab w:val="num" w:pos="3600"/>
+        </w:tabs>
+        <w:ind w:left="3600" w:hanging="360"/>
+      </w:pPr>
+    </w:lvl>
+    <w:lvl w:ilvl="5" w:tentative="1">
+      <w:start w:val="1"/>
+      <w:numFmt w:val="decimal"/>
+      <w:lvlText w:val="%6."/>
+      <w:lvlJc w:val="left"/>
+      <w:pPr>
+        <w:tabs>
+          <w:tab w:val="num" w:pos="4320"/>
+        </w:tabs>
+        <w:ind w:left="4320" w:hanging="360"/>
+      </w:pPr>
+    </w:lvl>
+    <w:lvl w:ilvl="6" w:tentative="1">
+      <w:start w:val="1"/>
+      <w:numFmt w:val="decimal"/>
+      <w:lvlText w:val="%7."/>
+      <w:lvlJc w:val="left"/>
+      <w:pPr>
+        <w:tabs>
+          <w:tab w:val="num" w:pos="5040"/>
+        </w:tabs>
+        <w:ind w:left="5040" w:hanging="360"/>
+      </w:pPr>
+    </w:lvl>
+    <w:lvl w:ilvl="7" w:tentative="1">
+      <w:start w:val="1"/>
+      <w:numFmt w:val="decimal"/>
+      <w:lvlText w:val="%8."/>
+      <w:lvlJc w:val="left"/>
+      <w:pPr>
+        <w:tabs>
+          <w:tab w:val="num" w:pos="5760"/>
+        </w:tabs>
+        <w:ind w:left="5760" w:hanging="360"/>
+      </w:pPr>
+    </w:lvl>
+    <w:lvl w:ilvl="8" w:tentative="1">
+      <w:start w:val="1"/>
+      <w:numFmt w:val="decimal"/>
+      <w:lvlText w:val="%9."/>
+      <w:lvlJc w:val="left"/>
+      <w:pPr>
+        <w:tabs>
+          <w:tab w:val="num" w:pos="6480"/>
+        </w:tabs>
+        <w:ind w:left="6480" w:hanging="360"/>
+      </w:pPr>
+    </w:lvl>
+  </w:abstractNum>
+  <w:abstractNum w:abstractNumId="90" w15:restartNumberingAfterBreak="0">
     <w:nsid w:val="64782E34"/>
     <w:multiLevelType w:val="multilevel"/>
     <w:tmpl w:val="674C4E24"/>
@@ -43950,7 +47186,7 @@
       </w:rPr>
     </w:lvl>
   </w:abstractNum>
-  <w:abstractNum w:abstractNumId="87" w15:restartNumberingAfterBreak="0">
+  <w:abstractNum w:abstractNumId="91" w15:restartNumberingAfterBreak="0">
     <w:nsid w:val="686D7C30"/>
     <w:multiLevelType w:val="multilevel"/>
     <w:tmpl w:val="40FA4640"/>
@@ -44099,7 +47335,7 @@
       </w:rPr>
     </w:lvl>
   </w:abstractNum>
-  <w:abstractNum w:abstractNumId="88" w15:restartNumberingAfterBreak="0">
+  <w:abstractNum w:abstractNumId="92" w15:restartNumberingAfterBreak="0">
     <w:nsid w:val="697F7E43"/>
     <w:multiLevelType w:val="hybridMultilevel"/>
     <w:tmpl w:val="5D2854D8"/>
@@ -44212,7 +47448,7 @@
       </w:rPr>
     </w:lvl>
   </w:abstractNum>
-  <w:abstractNum w:abstractNumId="89" w15:restartNumberingAfterBreak="0">
+  <w:abstractNum w:abstractNumId="93" w15:restartNumberingAfterBreak="0">
     <w:nsid w:val="6A10298A"/>
     <w:multiLevelType w:val="hybridMultilevel"/>
     <w:tmpl w:val="C082C9F8"/>
@@ -44298,7 +47534,7 @@
       </w:pPr>
     </w:lvl>
   </w:abstractNum>
-  <w:abstractNum w:abstractNumId="90" w15:restartNumberingAfterBreak="0">
+  <w:abstractNum w:abstractNumId="94" w15:restartNumberingAfterBreak="0">
     <w:nsid w:val="6A6E45D6"/>
     <w:multiLevelType w:val="multilevel"/>
     <w:tmpl w:val="DF3C895C"/>
@@ -44447,7 +47683,7 @@
       </w:rPr>
     </w:lvl>
   </w:abstractNum>
-  <w:abstractNum w:abstractNumId="91" w15:restartNumberingAfterBreak="0">
+  <w:abstractNum w:abstractNumId="95" w15:restartNumberingAfterBreak="0">
     <w:nsid w:val="6B072820"/>
     <w:multiLevelType w:val="hybridMultilevel"/>
     <w:tmpl w:val="7CAA21C4"/>
@@ -44560,7 +47796,7 @@
       </w:rPr>
     </w:lvl>
   </w:abstractNum>
-  <w:abstractNum w:abstractNumId="92" w15:restartNumberingAfterBreak="0">
+  <w:abstractNum w:abstractNumId="96" w15:restartNumberingAfterBreak="0">
     <w:nsid w:val="6BA15675"/>
     <w:multiLevelType w:val="multilevel"/>
     <w:tmpl w:val="10281BDA"/>
@@ -44709,7 +47945,7 @@
       </w:rPr>
     </w:lvl>
   </w:abstractNum>
-  <w:abstractNum w:abstractNumId="93" w15:restartNumberingAfterBreak="0">
+  <w:abstractNum w:abstractNumId="97" w15:restartNumberingAfterBreak="0">
     <w:nsid w:val="6C6C2D91"/>
     <w:multiLevelType w:val="multilevel"/>
     <w:tmpl w:val="C5248610"/>
@@ -44822,7 +48058,7 @@
       </w:pPr>
     </w:lvl>
   </w:abstractNum>
-  <w:abstractNum w:abstractNumId="94" w15:restartNumberingAfterBreak="0">
+  <w:abstractNum w:abstractNumId="98" w15:restartNumberingAfterBreak="0">
     <w:nsid w:val="6EC129A4"/>
     <w:multiLevelType w:val="hybridMultilevel"/>
     <w:tmpl w:val="7D7CA05A"/>
@@ -44935,7 +48171,7 @@
       </w:rPr>
     </w:lvl>
   </w:abstractNum>
-  <w:abstractNum w:abstractNumId="95" w15:restartNumberingAfterBreak="0">
+  <w:abstractNum w:abstractNumId="99" w15:restartNumberingAfterBreak="0">
     <w:nsid w:val="70890F22"/>
     <w:multiLevelType w:val="multilevel"/>
     <w:tmpl w:val="88EA0C16"/>
@@ -45079,7 +48315,7 @@
       </w:rPr>
     </w:lvl>
   </w:abstractNum>
-  <w:abstractNum w:abstractNumId="96" w15:restartNumberingAfterBreak="0">
+  <w:abstractNum w:abstractNumId="100" w15:restartNumberingAfterBreak="0">
     <w:nsid w:val="712F5954"/>
     <w:multiLevelType w:val="hybridMultilevel"/>
     <w:tmpl w:val="7AE085A8"/>
@@ -45192,7 +48428,7 @@
       </w:rPr>
     </w:lvl>
   </w:abstractNum>
-  <w:abstractNum w:abstractNumId="97" w15:restartNumberingAfterBreak="0">
+  <w:abstractNum w:abstractNumId="101" w15:restartNumberingAfterBreak="0">
     <w:nsid w:val="717C7704"/>
     <w:multiLevelType w:val="hybridMultilevel"/>
     <w:tmpl w:val="A544C1EE"/>
@@ -45281,7 +48517,7 @@
       </w:pPr>
     </w:lvl>
   </w:abstractNum>
-  <w:abstractNum w:abstractNumId="98" w15:restartNumberingAfterBreak="0">
+  <w:abstractNum w:abstractNumId="102" w15:restartNumberingAfterBreak="0">
     <w:nsid w:val="741810DA"/>
     <w:multiLevelType w:val="multilevel"/>
     <w:tmpl w:val="5FC43668"/>
@@ -45430,7 +48666,7 @@
       </w:rPr>
     </w:lvl>
   </w:abstractNum>
-  <w:abstractNum w:abstractNumId="99" w15:restartNumberingAfterBreak="0">
+  <w:abstractNum w:abstractNumId="103" w15:restartNumberingAfterBreak="0">
     <w:nsid w:val="751F725A"/>
     <w:multiLevelType w:val="multilevel"/>
     <w:tmpl w:val="7632C32C"/>
@@ -45579,7 +48815,7 @@
       </w:rPr>
     </w:lvl>
   </w:abstractNum>
-  <w:abstractNum w:abstractNumId="100" w15:restartNumberingAfterBreak="0">
+  <w:abstractNum w:abstractNumId="104" w15:restartNumberingAfterBreak="0">
     <w:nsid w:val="75690876"/>
     <w:multiLevelType w:val="hybridMultilevel"/>
     <w:tmpl w:val="779C0CDC"/>
@@ -45692,7 +48928,7 @@
       </w:rPr>
     </w:lvl>
   </w:abstractNum>
-  <w:abstractNum w:abstractNumId="101" w15:restartNumberingAfterBreak="0">
+  <w:abstractNum w:abstractNumId="105" w15:restartNumberingAfterBreak="0">
     <w:nsid w:val="78785FBE"/>
     <w:multiLevelType w:val="multilevel"/>
     <w:tmpl w:val="96D6F3B0"/>
@@ -45841,7 +49077,7 @@
       </w:rPr>
     </w:lvl>
   </w:abstractNum>
-  <w:abstractNum w:abstractNumId="102" w15:restartNumberingAfterBreak="0">
+  <w:abstractNum w:abstractNumId="106" w15:restartNumberingAfterBreak="0">
     <w:nsid w:val="787A3D09"/>
     <w:multiLevelType w:val="hybridMultilevel"/>
     <w:tmpl w:val="7E56346C"/>
@@ -45954,7 +49190,7 @@
       </w:rPr>
     </w:lvl>
   </w:abstractNum>
-  <w:abstractNum w:abstractNumId="103" w15:restartNumberingAfterBreak="0">
+  <w:abstractNum w:abstractNumId="107" w15:restartNumberingAfterBreak="0">
     <w:nsid w:val="7882735A"/>
     <w:multiLevelType w:val="multilevel"/>
     <w:tmpl w:val="25EE770A"/>
@@ -46103,7 +49339,7 @@
       </w:rPr>
     </w:lvl>
   </w:abstractNum>
-  <w:abstractNum w:abstractNumId="104" w15:restartNumberingAfterBreak="0">
+  <w:abstractNum w:abstractNumId="108" w15:restartNumberingAfterBreak="0">
     <w:nsid w:val="7B467F3A"/>
     <w:multiLevelType w:val="multilevel"/>
     <w:tmpl w:val="30FEF576"/>
@@ -46252,7 +49488,7 @@
       </w:rPr>
     </w:lvl>
   </w:abstractNum>
-  <w:abstractNum w:abstractNumId="105" w15:restartNumberingAfterBreak="0">
+  <w:abstractNum w:abstractNumId="109" w15:restartNumberingAfterBreak="0">
     <w:nsid w:val="7B4B472B"/>
     <w:multiLevelType w:val="multilevel"/>
     <w:tmpl w:val="19925082"/>
@@ -46401,7 +49637,7 @@
       </w:rPr>
     </w:lvl>
   </w:abstractNum>
-  <w:abstractNum w:abstractNumId="106" w15:restartNumberingAfterBreak="0">
+  <w:abstractNum w:abstractNumId="110" w15:restartNumberingAfterBreak="0">
     <w:nsid w:val="7E2B0BD8"/>
     <w:multiLevelType w:val="multilevel"/>
     <w:tmpl w:val="0CC05D66"/>
@@ -46550,7 +49786,7 @@
       </w:rPr>
     </w:lvl>
   </w:abstractNum>
-  <w:abstractNum w:abstractNumId="107" w15:restartNumberingAfterBreak="0">
+  <w:abstractNum w:abstractNumId="111" w15:restartNumberingAfterBreak="0">
     <w:nsid w:val="7F6066F7"/>
     <w:multiLevelType w:val="multilevel"/>
     <w:tmpl w:val="ADE4863E"/>
@@ -46663,7 +49899,7 @@
       </w:pPr>
     </w:lvl>
   </w:abstractNum>
-  <w:abstractNum w:abstractNumId="108" w15:restartNumberingAfterBreak="0">
+  <w:abstractNum w:abstractNumId="112" w15:restartNumberingAfterBreak="0">
     <w:nsid w:val="7FA64577"/>
     <w:multiLevelType w:val="multilevel"/>
     <w:tmpl w:val="3F1A2B84"/>
@@ -46812,7 +50048,7 @@
       </w:rPr>
     </w:lvl>
   </w:abstractNum>
-  <w:abstractNum w:abstractNumId="109" w15:restartNumberingAfterBreak="0">
+  <w:abstractNum w:abstractNumId="113" w15:restartNumberingAfterBreak="0">
     <w:nsid w:val="7FF70453"/>
     <w:multiLevelType w:val="multilevel"/>
     <w:tmpl w:val="2898A88A"/>
@@ -46962,334 +50198,346 @@
     </w:lvl>
   </w:abstractNum>
   <w:num w:numId="1" w16cid:durableId="1469282281">
-    <w:abstractNumId w:val="30"/>
+    <w:abstractNumId w:val="31"/>
   </w:num>
   <w:num w:numId="2" w16cid:durableId="1606183549">
-    <w:abstractNumId w:val="14"/>
+    <w:abstractNumId w:val="15"/>
   </w:num>
   <w:num w:numId="3" w16cid:durableId="1683510547">
-    <w:abstractNumId w:val="40"/>
+    <w:abstractNumId w:val="41"/>
   </w:num>
   <w:num w:numId="4" w16cid:durableId="860163615">
-    <w:abstractNumId w:val="68"/>
+    <w:abstractNumId w:val="69"/>
   </w:num>
   <w:num w:numId="5" w16cid:durableId="2046172729">
-    <w:abstractNumId w:val="18"/>
+    <w:abstractNumId w:val="19"/>
   </w:num>
   <w:num w:numId="6" w16cid:durableId="1167288718">
-    <w:abstractNumId w:val="97"/>
+    <w:abstractNumId w:val="101"/>
   </w:num>
   <w:num w:numId="7" w16cid:durableId="932906733">
-    <w:abstractNumId w:val="89"/>
+    <w:abstractNumId w:val="93"/>
   </w:num>
   <w:num w:numId="8" w16cid:durableId="1605308693">
-    <w:abstractNumId w:val="102"/>
+    <w:abstractNumId w:val="106"/>
   </w:num>
   <w:num w:numId="9" w16cid:durableId="1394507606">
-    <w:abstractNumId w:val="71"/>
+    <w:abstractNumId w:val="72"/>
   </w:num>
   <w:num w:numId="10" w16cid:durableId="1201747323">
-    <w:abstractNumId w:val="91"/>
+    <w:abstractNumId w:val="95"/>
   </w:num>
   <w:num w:numId="11" w16cid:durableId="1904411979">
-    <w:abstractNumId w:val="34"/>
+    <w:abstractNumId w:val="35"/>
   </w:num>
   <w:num w:numId="12" w16cid:durableId="1512916297">
-    <w:abstractNumId w:val="49"/>
+    <w:abstractNumId w:val="50"/>
   </w:num>
   <w:num w:numId="13" w16cid:durableId="1059472432">
-    <w:abstractNumId w:val="24"/>
+    <w:abstractNumId w:val="25"/>
   </w:num>
   <w:num w:numId="14" w16cid:durableId="1022710876">
-    <w:abstractNumId w:val="7"/>
+    <w:abstractNumId w:val="8"/>
   </w:num>
   <w:num w:numId="15" w16cid:durableId="1593126939">
-    <w:abstractNumId w:val="54"/>
+    <w:abstractNumId w:val="55"/>
   </w:num>
   <w:num w:numId="16" w16cid:durableId="1715229989">
-    <w:abstractNumId w:val="28"/>
+    <w:abstractNumId w:val="29"/>
   </w:num>
   <w:num w:numId="17" w16cid:durableId="238027101">
-    <w:abstractNumId w:val="94"/>
+    <w:abstractNumId w:val="98"/>
   </w:num>
   <w:num w:numId="18" w16cid:durableId="330528707">
-    <w:abstractNumId w:val="46"/>
+    <w:abstractNumId w:val="47"/>
   </w:num>
   <w:num w:numId="19" w16cid:durableId="957949046">
     <w:abstractNumId w:val="0"/>
   </w:num>
   <w:num w:numId="20" w16cid:durableId="2078432798">
-    <w:abstractNumId w:val="73"/>
+    <w:abstractNumId w:val="76"/>
   </w:num>
   <w:num w:numId="21" w16cid:durableId="1012418878">
-    <w:abstractNumId w:val="58"/>
+    <w:abstractNumId w:val="59"/>
   </w:num>
   <w:num w:numId="22" w16cid:durableId="764616734">
+    <w:abstractNumId w:val="113"/>
+  </w:num>
+  <w:num w:numId="23" w16cid:durableId="1098062117">
+    <w:abstractNumId w:val="91"/>
+  </w:num>
+  <w:num w:numId="24" w16cid:durableId="1573080887">
+    <w:abstractNumId w:val="66"/>
+  </w:num>
+  <w:num w:numId="25" w16cid:durableId="906842808">
+    <w:abstractNumId w:val="48"/>
+  </w:num>
+  <w:num w:numId="26" w16cid:durableId="611672693">
+    <w:abstractNumId w:val="16"/>
+  </w:num>
+  <w:num w:numId="27" w16cid:durableId="76905143">
     <w:abstractNumId w:val="109"/>
   </w:num>
-  <w:num w:numId="23" w16cid:durableId="1098062117">
-    <w:abstractNumId w:val="87"/>
+  <w:num w:numId="28" w16cid:durableId="1515072344">
+    <w:abstractNumId w:val="44"/>
   </w:num>
-  <w:num w:numId="24" w16cid:durableId="1573080887">
-    <w:abstractNumId w:val="65"/>
+  <w:num w:numId="29" w16cid:durableId="1078943871">
+    <w:abstractNumId w:val="24"/>
   </w:num>
-  <w:num w:numId="25" w16cid:durableId="906842808">
-    <w:abstractNumId w:val="47"/>
+  <w:num w:numId="30" w16cid:durableId="1575162071">
+    <w:abstractNumId w:val="46"/>
   </w:num>
-  <w:num w:numId="26" w16cid:durableId="611672693">
-    <w:abstractNumId w:val="15"/>
+  <w:num w:numId="31" w16cid:durableId="1265724828">
+    <w:abstractNumId w:val="18"/>
   </w:num>
-  <w:num w:numId="27" w16cid:durableId="76905143">
+  <w:num w:numId="32" w16cid:durableId="23988805">
+    <w:abstractNumId w:val="94"/>
+  </w:num>
+  <w:num w:numId="33" w16cid:durableId="829248555">
     <w:abstractNumId w:val="105"/>
   </w:num>
-  <w:num w:numId="28" w16cid:durableId="1515072344">
-    <w:abstractNumId w:val="43"/>
-  </w:num>
-  <w:num w:numId="29" w16cid:durableId="1078943871">
-    <w:abstractNumId w:val="23"/>
-  </w:num>
-  <w:num w:numId="30" w16cid:durableId="1575162071">
-    <w:abstractNumId w:val="45"/>
-  </w:num>
-  <w:num w:numId="31" w16cid:durableId="1265724828">
-    <w:abstractNumId w:val="17"/>
-  </w:num>
-  <w:num w:numId="32" w16cid:durableId="23988805">
-    <w:abstractNumId w:val="90"/>
-  </w:num>
-  <w:num w:numId="33" w16cid:durableId="829248555">
-    <w:abstractNumId w:val="101"/>
-  </w:num>
   <w:num w:numId="34" w16cid:durableId="771322643">
-    <w:abstractNumId w:val="62"/>
+    <w:abstractNumId w:val="63"/>
   </w:num>
   <w:num w:numId="35" w16cid:durableId="702947385">
     <w:abstractNumId w:val="3"/>
   </w:num>
   <w:num w:numId="36" w16cid:durableId="973415467">
+    <w:abstractNumId w:val="33"/>
+  </w:num>
+  <w:num w:numId="37" w16cid:durableId="303586868">
+    <w:abstractNumId w:val="68"/>
+  </w:num>
+  <w:num w:numId="38" w16cid:durableId="829489778">
+    <w:abstractNumId w:val="65"/>
+  </w:num>
+  <w:num w:numId="39" w16cid:durableId="89814563">
+    <w:abstractNumId w:val="10"/>
+  </w:num>
+  <w:num w:numId="40" w16cid:durableId="573131238">
+    <w:abstractNumId w:val="27"/>
+  </w:num>
+  <w:num w:numId="41" w16cid:durableId="414131740">
+    <w:abstractNumId w:val="58"/>
+  </w:num>
+  <w:num w:numId="42" w16cid:durableId="1496458498">
+    <w:abstractNumId w:val="81"/>
+  </w:num>
+  <w:num w:numId="43" w16cid:durableId="1002128480">
+    <w:abstractNumId w:val="70"/>
+  </w:num>
+  <w:num w:numId="44" w16cid:durableId="1584296379">
+    <w:abstractNumId w:val="80"/>
+  </w:num>
+  <w:num w:numId="45" w16cid:durableId="1611203212">
+    <w:abstractNumId w:val="78"/>
+  </w:num>
+  <w:num w:numId="46" w16cid:durableId="1687824921">
+    <w:abstractNumId w:val="96"/>
+  </w:num>
+  <w:num w:numId="47" w16cid:durableId="876625204">
+    <w:abstractNumId w:val="108"/>
+  </w:num>
+  <w:num w:numId="48" w16cid:durableId="48001840">
+    <w:abstractNumId w:val="52"/>
+  </w:num>
+  <w:num w:numId="49" w16cid:durableId="1766682984">
+    <w:abstractNumId w:val="60"/>
+  </w:num>
+  <w:num w:numId="50" w16cid:durableId="1929732231">
+    <w:abstractNumId w:val="14"/>
+  </w:num>
+  <w:num w:numId="51" w16cid:durableId="1380016370">
+    <w:abstractNumId w:val="97"/>
+  </w:num>
+  <w:num w:numId="52" w16cid:durableId="953102030">
+    <w:abstractNumId w:val="38"/>
+  </w:num>
+  <w:num w:numId="53" w16cid:durableId="1904294701">
+    <w:abstractNumId w:val="13"/>
+  </w:num>
+  <w:num w:numId="54" w16cid:durableId="1036386967">
+    <w:abstractNumId w:val="111"/>
+  </w:num>
+  <w:num w:numId="55" w16cid:durableId="1178470495">
+    <w:abstractNumId w:val="51"/>
+  </w:num>
+  <w:num w:numId="56" w16cid:durableId="1167742295">
+    <w:abstractNumId w:val="61"/>
+  </w:num>
+  <w:num w:numId="57" w16cid:durableId="710376275">
+    <w:abstractNumId w:val="88"/>
+  </w:num>
+  <w:num w:numId="58" w16cid:durableId="1882354316">
+    <w:abstractNumId w:val="5"/>
+  </w:num>
+  <w:num w:numId="59" w16cid:durableId="996346275">
+    <w:abstractNumId w:val="20"/>
+  </w:num>
+  <w:num w:numId="60" w16cid:durableId="1590117943">
+    <w:abstractNumId w:val="42"/>
+  </w:num>
+  <w:num w:numId="61" w16cid:durableId="434138817">
+    <w:abstractNumId w:val="86"/>
+  </w:num>
+  <w:num w:numId="62" w16cid:durableId="165483648">
+    <w:abstractNumId w:val="83"/>
+  </w:num>
+  <w:num w:numId="63" w16cid:durableId="567305704">
+    <w:abstractNumId w:val="43"/>
+  </w:num>
+  <w:num w:numId="64" w16cid:durableId="559751553">
     <w:abstractNumId w:val="32"/>
   </w:num>
-  <w:num w:numId="37" w16cid:durableId="303586868">
-    <w:abstractNumId w:val="67"/>
+  <w:num w:numId="65" w16cid:durableId="643200752">
+    <w:abstractNumId w:val="53"/>
   </w:num>
-  <w:num w:numId="38" w16cid:durableId="829489778">
-    <w:abstractNumId w:val="64"/>
+  <w:num w:numId="66" w16cid:durableId="472647925">
+    <w:abstractNumId w:val="12"/>
   </w:num>
-  <w:num w:numId="39" w16cid:durableId="89814563">
-    <w:abstractNumId w:val="9"/>
-  </w:num>
-  <w:num w:numId="40" w16cid:durableId="573131238">
+  <w:num w:numId="67" w16cid:durableId="678045715">
     <w:abstractNumId w:val="26"/>
   </w:num>
-  <w:num w:numId="41" w16cid:durableId="414131740">
-    <w:abstractNumId w:val="57"/>
-  </w:num>
-  <w:num w:numId="42" w16cid:durableId="1496458498">
-    <w:abstractNumId w:val="78"/>
-  </w:num>
-  <w:num w:numId="43" w16cid:durableId="1002128480">
-    <w:abstractNumId w:val="69"/>
-  </w:num>
-  <w:num w:numId="44" w16cid:durableId="1584296379">
-    <w:abstractNumId w:val="77"/>
-  </w:num>
-  <w:num w:numId="45" w16cid:durableId="1611203212">
-    <w:abstractNumId w:val="75"/>
-  </w:num>
-  <w:num w:numId="46" w16cid:durableId="1687824921">
-    <w:abstractNumId w:val="92"/>
-  </w:num>
-  <w:num w:numId="47" w16cid:durableId="876625204">
-    <w:abstractNumId w:val="104"/>
-  </w:num>
-  <w:num w:numId="48" w16cid:durableId="48001840">
-    <w:abstractNumId w:val="51"/>
-  </w:num>
-  <w:num w:numId="49" w16cid:durableId="1766682984">
-    <w:abstractNumId w:val="59"/>
-  </w:num>
-  <w:num w:numId="50" w16cid:durableId="1929732231">
-    <w:abstractNumId w:val="13"/>
-  </w:num>
-  <w:num w:numId="51" w16cid:durableId="1380016370">
-    <w:abstractNumId w:val="93"/>
-  </w:num>
-  <w:num w:numId="52" w16cid:durableId="953102030">
-    <w:abstractNumId w:val="37"/>
-  </w:num>
-  <w:num w:numId="53" w16cid:durableId="1904294701">
-    <w:abstractNumId w:val="12"/>
-  </w:num>
-  <w:num w:numId="54" w16cid:durableId="1036386967">
-    <w:abstractNumId w:val="107"/>
-  </w:num>
-  <w:num w:numId="55" w16cid:durableId="1178470495">
-    <w:abstractNumId w:val="50"/>
-  </w:num>
-  <w:num w:numId="56" w16cid:durableId="1167742295">
-    <w:abstractNumId w:val="60"/>
-  </w:num>
-  <w:num w:numId="57" w16cid:durableId="710376275">
-    <w:abstractNumId w:val="85"/>
-  </w:num>
-  <w:num w:numId="58" w16cid:durableId="1882354316">
-    <w:abstractNumId w:val="4"/>
-  </w:num>
-  <w:num w:numId="59" w16cid:durableId="996346275">
-    <w:abstractNumId w:val="19"/>
-  </w:num>
-  <w:num w:numId="60" w16cid:durableId="1590117943">
-    <w:abstractNumId w:val="41"/>
-  </w:num>
-  <w:num w:numId="61" w16cid:durableId="434138817">
-    <w:abstractNumId w:val="83"/>
-  </w:num>
-  <w:num w:numId="62" w16cid:durableId="165483648">
-    <w:abstractNumId w:val="80"/>
-  </w:num>
-  <w:num w:numId="63" w16cid:durableId="567305704">
-    <w:abstractNumId w:val="42"/>
-  </w:num>
-  <w:num w:numId="64" w16cid:durableId="559751553">
-    <w:abstractNumId w:val="31"/>
-  </w:num>
-  <w:num w:numId="65" w16cid:durableId="643200752">
-    <w:abstractNumId w:val="52"/>
-  </w:num>
-  <w:num w:numId="66" w16cid:durableId="472647925">
-    <w:abstractNumId w:val="11"/>
-  </w:num>
-  <w:num w:numId="67" w16cid:durableId="678045715">
-    <w:abstractNumId w:val="25"/>
-  </w:num>
   <w:num w:numId="68" w16cid:durableId="2079791140">
-    <w:abstractNumId w:val="35"/>
+    <w:abstractNumId w:val="36"/>
   </w:num>
   <w:num w:numId="69" w16cid:durableId="331181957">
-    <w:abstractNumId w:val="99"/>
+    <w:abstractNumId w:val="103"/>
   </w:num>
   <w:num w:numId="70" w16cid:durableId="1551381453">
-    <w:abstractNumId w:val="108"/>
+    <w:abstractNumId w:val="112"/>
   </w:num>
   <w:num w:numId="71" w16cid:durableId="948858990">
-    <w:abstractNumId w:val="95"/>
+    <w:abstractNumId w:val="99"/>
   </w:num>
   <w:num w:numId="72" w16cid:durableId="1547372955">
     <w:abstractNumId w:val="1"/>
   </w:num>
   <w:num w:numId="73" w16cid:durableId="1336149779">
-    <w:abstractNumId w:val="5"/>
+    <w:abstractNumId w:val="6"/>
   </w:num>
   <w:num w:numId="74" w16cid:durableId="132531794">
+    <w:abstractNumId w:val="104"/>
+  </w:num>
+  <w:num w:numId="75" w16cid:durableId="765731465">
+    <w:abstractNumId w:val="17"/>
+  </w:num>
+  <w:num w:numId="76" w16cid:durableId="1097098047">
+    <w:abstractNumId w:val="54"/>
+  </w:num>
+  <w:num w:numId="77" w16cid:durableId="1731342139">
+    <w:abstractNumId w:val="40"/>
+  </w:num>
+  <w:num w:numId="78" w16cid:durableId="1967931955">
+    <w:abstractNumId w:val="87"/>
+  </w:num>
+  <w:num w:numId="79" w16cid:durableId="1408645759">
+    <w:abstractNumId w:val="92"/>
+  </w:num>
+  <w:num w:numId="80" w16cid:durableId="1062368635">
+    <w:abstractNumId w:val="37"/>
+  </w:num>
+  <w:num w:numId="81" w16cid:durableId="2120025902">
+    <w:abstractNumId w:val="21"/>
+  </w:num>
+  <w:num w:numId="82" w16cid:durableId="1503617697">
+    <w:abstractNumId w:val="49"/>
+  </w:num>
+  <w:num w:numId="83" w16cid:durableId="1382512376">
+    <w:abstractNumId w:val="85"/>
+  </w:num>
+  <w:num w:numId="84" w16cid:durableId="1376850122">
+    <w:abstractNumId w:val="45"/>
+  </w:num>
+  <w:num w:numId="85" w16cid:durableId="172695876">
+    <w:abstractNumId w:val="82"/>
+  </w:num>
+  <w:num w:numId="86" w16cid:durableId="1974096616">
+    <w:abstractNumId w:val="67"/>
+  </w:num>
+  <w:num w:numId="87" w16cid:durableId="498271322">
+    <w:abstractNumId w:val="28"/>
+  </w:num>
+  <w:num w:numId="88" w16cid:durableId="1515458519">
     <w:abstractNumId w:val="100"/>
   </w:num>
-  <w:num w:numId="75" w16cid:durableId="765731465">
-    <w:abstractNumId w:val="16"/>
+  <w:num w:numId="89" w16cid:durableId="1498378269">
+    <w:abstractNumId w:val="77"/>
   </w:num>
-  <w:num w:numId="76" w16cid:durableId="1097098047">
-    <w:abstractNumId w:val="53"/>
+  <w:num w:numId="90" w16cid:durableId="1339309164">
+    <w:abstractNumId w:val="34"/>
   </w:num>
-  <w:num w:numId="77" w16cid:durableId="1731342139">
+  <w:num w:numId="91" w16cid:durableId="1284656491">
+    <w:abstractNumId w:val="64"/>
+  </w:num>
+  <w:num w:numId="92" w16cid:durableId="1263222675">
+    <w:abstractNumId w:val="23"/>
+  </w:num>
+  <w:num w:numId="93" w16cid:durableId="1196044985">
+    <w:abstractNumId w:val="102"/>
+  </w:num>
+  <w:num w:numId="94" w16cid:durableId="1249771898">
+    <w:abstractNumId w:val="71"/>
+  </w:num>
+  <w:num w:numId="95" w16cid:durableId="310794830">
+    <w:abstractNumId w:val="73"/>
+  </w:num>
+  <w:num w:numId="96" w16cid:durableId="732194963">
     <w:abstractNumId w:val="39"/>
   </w:num>
-  <w:num w:numId="78" w16cid:durableId="1967931955">
-    <w:abstractNumId w:val="84"/>
+  <w:num w:numId="97" w16cid:durableId="1299991667">
+    <w:abstractNumId w:val="9"/>
   </w:num>
-  <w:num w:numId="79" w16cid:durableId="1408645759">
-    <w:abstractNumId w:val="88"/>
+  <w:num w:numId="98" w16cid:durableId="854156356">
+    <w:abstractNumId w:val="22"/>
   </w:num>
-  <w:num w:numId="80" w16cid:durableId="1062368635">
-    <w:abstractNumId w:val="36"/>
+  <w:num w:numId="99" w16cid:durableId="762607331">
+    <w:abstractNumId w:val="56"/>
   </w:num>
-  <w:num w:numId="81" w16cid:durableId="2120025902">
-    <w:abstractNumId w:val="20"/>
+  <w:num w:numId="100" w16cid:durableId="1554652597">
+    <w:abstractNumId w:val="57"/>
   </w:num>
-  <w:num w:numId="82" w16cid:durableId="1503617697">
-    <w:abstractNumId w:val="48"/>
-  </w:num>
-  <w:num w:numId="83" w16cid:durableId="1382512376">
-    <w:abstractNumId w:val="82"/>
-  </w:num>
-  <w:num w:numId="84" w16cid:durableId="1376850122">
-    <w:abstractNumId w:val="44"/>
-  </w:num>
-  <w:num w:numId="85" w16cid:durableId="172695876">
+  <w:num w:numId="101" w16cid:durableId="1557625590">
     <w:abstractNumId w:val="79"/>
   </w:num>
-  <w:num w:numId="86" w16cid:durableId="1974096616">
-    <w:abstractNumId w:val="66"/>
-  </w:num>
-  <w:num w:numId="87" w16cid:durableId="498271322">
-    <w:abstractNumId w:val="27"/>
-  </w:num>
-  <w:num w:numId="88" w16cid:durableId="1515458519">
-    <w:abstractNumId w:val="96"/>
-  </w:num>
-  <w:num w:numId="89" w16cid:durableId="1498378269">
-    <w:abstractNumId w:val="74"/>
-  </w:num>
-  <w:num w:numId="90" w16cid:durableId="1339309164">
-    <w:abstractNumId w:val="33"/>
-  </w:num>
-  <w:num w:numId="91" w16cid:durableId="1284656491">
-    <w:abstractNumId w:val="63"/>
-  </w:num>
-  <w:num w:numId="92" w16cid:durableId="1263222675">
-    <w:abstractNumId w:val="22"/>
-  </w:num>
-  <w:num w:numId="93" w16cid:durableId="1196044985">
-    <w:abstractNumId w:val="98"/>
-  </w:num>
-  <w:num w:numId="94" w16cid:durableId="1249771898">
-    <w:abstractNumId w:val="70"/>
-  </w:num>
-  <w:num w:numId="95" w16cid:durableId="310794830">
-    <w:abstractNumId w:val="72"/>
-  </w:num>
-  <w:num w:numId="96" w16cid:durableId="732194963">
-    <w:abstractNumId w:val="38"/>
-  </w:num>
-  <w:num w:numId="97" w16cid:durableId="1299991667">
-    <w:abstractNumId w:val="8"/>
-  </w:num>
-  <w:num w:numId="98" w16cid:durableId="854156356">
-    <w:abstractNumId w:val="21"/>
-  </w:num>
-  <w:num w:numId="99" w16cid:durableId="762607331">
-    <w:abstractNumId w:val="55"/>
-  </w:num>
-  <w:num w:numId="100" w16cid:durableId="1554652597">
-    <w:abstractNumId w:val="56"/>
-  </w:num>
-  <w:num w:numId="101" w16cid:durableId="1557625590">
-    <w:abstractNumId w:val="76"/>
-  </w:num>
   <w:num w:numId="102" w16cid:durableId="621425196">
-    <w:abstractNumId w:val="103"/>
+    <w:abstractNumId w:val="107"/>
   </w:num>
   <w:num w:numId="103" w16cid:durableId="927035779">
     <w:abstractNumId w:val="2"/>
   </w:num>
   <w:num w:numId="104" w16cid:durableId="213347821">
-    <w:abstractNumId w:val="10"/>
+    <w:abstractNumId w:val="11"/>
   </w:num>
   <w:num w:numId="105" w16cid:durableId="741757199">
-    <w:abstractNumId w:val="81"/>
+    <w:abstractNumId w:val="84"/>
   </w:num>
   <w:num w:numId="106" w16cid:durableId="1012415245">
-    <w:abstractNumId w:val="106"/>
+    <w:abstractNumId w:val="110"/>
   </w:num>
   <w:num w:numId="107" w16cid:durableId="1161190536">
-    <w:abstractNumId w:val="29"/>
+    <w:abstractNumId w:val="30"/>
   </w:num>
   <w:num w:numId="108" w16cid:durableId="548498698">
-    <w:abstractNumId w:val="6"/>
+    <w:abstractNumId w:val="7"/>
   </w:num>
   <w:num w:numId="109" w16cid:durableId="532379157">
-    <w:abstractNumId w:val="86"/>
+    <w:abstractNumId w:val="90"/>
   </w:num>
   <w:num w:numId="110" w16cid:durableId="2145005801">
-    <w:abstractNumId w:val="61"/>
+    <w:abstractNumId w:val="62"/>
+  </w:num>
+  <w:num w:numId="111" w16cid:durableId="1637099578">
+    <w:abstractNumId w:val="4"/>
+  </w:num>
+  <w:num w:numId="112" w16cid:durableId="913509898">
+    <w:abstractNumId w:val="89"/>
+  </w:num>
+  <w:num w:numId="113" w16cid:durableId="1687704917">
+    <w:abstractNumId w:val="74"/>
+  </w:num>
+  <w:num w:numId="114" w16cid:durableId="783620258">
+    <w:abstractNumId w:val="75"/>
   </w:num>
 </w:numbering>
 </file>
@@ -47744,7 +50992,6 @@
   <w:style w:type="character" w:default="1" w:styleId="DefaultParagraphFont">
     <w:name w:val="Default Paragraph Font"/>
     <w:uiPriority w:val="1"/>
-    <w:semiHidden/>
     <w:unhideWhenUsed/>
   </w:style>
   <w:style w:type="table" w:default="1" w:styleId="TableNormal">
